--- a/05_Funcional/SPEC_6_Campo_Radio_y_Alarmas.docx
+++ b/05_Funcional/SPEC_6_Campo_Radio_y_Alarmas.docx
@@ -1610,6 +1610,781 @@
           <w:color w:val="003366"/>
           <w:sz w:val="26"/>
         </w:rPr>
+        <w:t>A.1.bis EL TESTIGO — para cuando la radio no vuelve en semanas, no en minutos 🔴 SIN CONSTRUIR (</w:t>
+      </w:r>
+      <w:r>
+        <w:rPr>
+          <w:rFonts w:ascii="Consolas" w:hAnsi="Consolas"/>
+          <w:color w:val="003366"/>
+          <w:sz w:val="26"/>
+        </w:rPr>
+        <w:t>D-35</w:t>
+      </w:r>
+      <w:r>
+        <w:rPr>
+          <w:b/>
+          <w:color w:val="003366"/>
+          <w:sz w:val="26"/>
+        </w:rPr>
+        <w:t>)</w:t>
+      </w:r>
+    </w:p>
+    <w:p>
+      <w:pPr>
+        <w:spacing w:after="120"/>
+      </w:pPr>
+      <w:r>
+        <w:rPr>
+          <w:b/>
+          <w:sz w:val="21"/>
+        </w:rPr>
+        <w:t>Cuando se usa:</w:t>
+      </w:r>
+      <w:r>
+        <w:rPr>
+          <w:b w:val="0"/>
+          <w:sz w:val="21"/>
+        </w:rPr>
+        <w:t xml:space="preserve"> el enlace entre postes está muerto y </w:t>
+      </w:r>
+      <w:r>
+        <w:rPr>
+          <w:b/>
+          <w:sz w:val="21"/>
+        </w:rPr>
+        <w:t>no hay repuesto a la vista</w:t>
+      </w:r>
+      <w:r>
+        <w:rPr>
+          <w:b w:val="0"/>
+          <w:sz w:val="21"/>
+        </w:rPr>
+        <w:t xml:space="preserve"> —el de A.1 es para un corte</w:t>
+      </w:r>
+    </w:p>
+    <w:p>
+      <w:pPr>
+        <w:spacing w:after="120"/>
+      </w:pPr>
+      <w:r>
+        <w:rPr>
+          <w:b w:val="0"/>
+          <w:sz w:val="21"/>
+        </w:rPr>
+        <w:t xml:space="preserve">que se resuelve pronto—. </w:t>
+      </w:r>
+      <w:r>
+        <w:rPr>
+          <w:b/>
+          <w:sz w:val="21"/>
+        </w:rPr>
+        <w:t>Una orden por poste</w:t>
+      </w:r>
+      <w:r>
+        <w:rPr>
+          <w:b w:val="0"/>
+          <w:sz w:val="21"/>
+        </w:rPr>
+        <w:t xml:space="preserve">, </w:t>
+      </w:r>
+      <w:r>
+        <w:rPr>
+          <w:rFonts w:ascii="Consolas" w:hAnsi="Consolas"/>
+          <w:sz w:val="21"/>
+        </w:rPr>
+        <w:t>SET_MODO:DEG_T:ahora,inicio,verde,despeje</w:t>
+      </w:r>
+      <w:r>
+        <w:rPr>
+          <w:b w:val="0"/>
+          <w:sz w:val="21"/>
+        </w:rPr>
+        <w:t xml:space="preserve"> —la app manda</w:t>
+      </w:r>
+    </w:p>
+    <w:p>
+      <w:pPr>
+        <w:spacing w:after="120"/>
+      </w:pPr>
+      <w:r>
+        <w:rPr>
+          <w:rFonts w:ascii="Consolas" w:hAnsi="Consolas"/>
+          <w:sz w:val="21"/>
+        </w:rPr>
+        <w:t>SET_RTC</w:t>
+      </w:r>
+      <w:r>
+        <w:rPr>
+          <w:b w:val="0"/>
+          <w:sz w:val="21"/>
+        </w:rPr>
+        <w:t xml:space="preserve"> primero por costumbre, pero YA NO CONDICIONA el testigo: éste prueba por sí solo que el reloj del</w:t>
+      </w:r>
+    </w:p>
+    <w:p>
+      <w:pPr>
+        <w:spacing w:after="120"/>
+      </w:pPr>
+      <w:r>
+        <w:rPr>
+          <w:b w:val="0"/>
+          <w:sz w:val="21"/>
+        </w:rPr>
+        <w:t xml:space="preserve">poste coincide con el del teléfono, comparando </w:t>
+      </w:r>
+      <w:r>
+        <w:rPr>
+          <w:rFonts w:ascii="Consolas" w:hAnsi="Consolas"/>
+          <w:sz w:val="21"/>
+        </w:rPr>
+        <w:t>ahora</w:t>
+      </w:r>
+      <w:r>
+        <w:rPr>
+          <w:b w:val="0"/>
+          <w:sz w:val="21"/>
+        </w:rPr>
+        <w:t xml:space="preserve"> (SPEC 4 §3.ter trae el flujo completo, con el traslado</w:t>
+      </w:r>
+    </w:p>
+    <w:p>
+      <w:pPr>
+        <w:spacing w:after="120"/>
+      </w:pPr>
+      <w:r>
+        <w:rPr>
+          <w:b w:val="0"/>
+          <w:sz w:val="21"/>
+        </w:rPr>
+        <w:t xml:space="preserve">y el despeje)—. </w:t>
+      </w:r>
+      <w:r>
+        <w:rPr>
+          <w:b/>
+          <w:sz w:val="21"/>
+        </w:rPr>
+        <w:t>Primero el Maestro, después el Esclavo</w:t>
+      </w:r>
+      <w:r>
+        <w:rPr>
+          <w:b w:val="0"/>
+          <w:sz w:val="21"/>
+        </w:rPr>
+        <w:t xml:space="preserve"> —el segundo aplica el MISMO testigo que guardó la</w:t>
+      </w:r>
+    </w:p>
+    <w:p>
+      <w:pPr>
+        <w:spacing w:after="120"/>
+      </w:pPr>
+      <w:r>
+        <w:rPr>
+          <w:b w:val="0"/>
+          <w:sz w:val="21"/>
+        </w:rPr>
+        <w:t xml:space="preserve">app en el primero, no uno nuevo, pero LEE </w:t>
+      </w:r>
+      <w:r>
+        <w:rPr>
+          <w:rFonts w:ascii="Consolas" w:hAnsi="Consolas"/>
+          <w:sz w:val="21"/>
+        </w:rPr>
+        <w:t>ahora</w:t>
+      </w:r>
+      <w:r>
+        <w:rPr>
+          <w:b w:val="0"/>
+          <w:sz w:val="21"/>
+        </w:rPr>
+        <w:t xml:space="preserve"> otra vez al enviarlo—.</w:t>
+      </w:r>
+    </w:p>
+    <w:tbl>
+      <w:tblPr>
+        <w:tblStyle w:val="TableGrid"/>
+        <w:tblW w:type="auto" w:w="0"/>
+        <w:tblLook w:firstColumn="1" w:firstRow="1" w:lastColumn="0" w:lastRow="0" w:noHBand="0" w:noVBand="1" w:val="04A0"/>
+      </w:tblPr>
+      <w:tblGrid>
+        <w:gridCol w:w="4680"/>
+        <w:gridCol w:w="4680"/>
+      </w:tblGrid>
+      <w:tr>
+        <w:tc>
+          <w:tcPr>
+            <w:tcW w:type="dxa" w:w="4680"/>
+            <w:shd w:val="clear" w:fill="DCE6F1"/>
+          </w:tcPr>
+          <w:p>
+            <w:r/>
+            <w:r>
+              <w:rPr>
+                <w:b/>
+                <w:sz w:val="19"/>
+              </w:rPr>
+              <w:t>respuesta</w:t>
+            </w:r>
+          </w:p>
+        </w:tc>
+        <w:tc>
+          <w:tcPr>
+            <w:tcW w:type="dxa" w:w="4680"/>
+            <w:shd w:val="clear" w:fill="DCE6F1"/>
+          </w:tcPr>
+          <w:p>
+            <w:r/>
+            <w:r>
+              <w:rPr>
+                <w:b/>
+                <w:sz w:val="19"/>
+              </w:rPr>
+              <w:t>qué hacer</w:t>
+            </w:r>
+          </w:p>
+        </w:tc>
+      </w:tr>
+      <w:tr>
+        <w:tc>
+          <w:tcPr>
+            <w:tcW w:type="dxa" w:w="4680"/>
+          </w:tcPr>
+          <w:p>
+            <w:r/>
+            <w:r>
+              <w:rPr>
+                <w:rFonts w:ascii="Consolas" w:hAnsi="Consolas"/>
+                <w:sz w:val="19"/>
+              </w:rPr>
+              <w:t>RESULT:OK</w:t>
+            </w:r>
+          </w:p>
+        </w:tc>
+        <w:tc>
+          <w:tcPr>
+            <w:tcW w:type="dxa" w:w="4680"/>
+          </w:tcPr>
+          <w:p>
+            <w:r/>
+            <w:r>
+              <w:rPr>
+                <w:b w:val="0"/>
+                <w:sz w:val="19"/>
+              </w:rPr>
+              <w:t xml:space="preserve">entró. Queda en </w:t>
+            </w:r>
+            <w:r>
+              <w:rPr>
+                <w:b/>
+                <w:sz w:val="19"/>
+              </w:rPr>
+              <w:t>ROJO fijo hasta `inicio`</w:t>
+            </w:r>
+            <w:r>
+              <w:rPr>
+                <w:b w:val="0"/>
+                <w:sz w:val="19"/>
+              </w:rPr>
+              <w:t>, después alterna sola: no repita</w:t>
+            </w:r>
+          </w:p>
+        </w:tc>
+      </w:tr>
+      <w:tr>
+        <w:tc>
+          <w:tcPr>
+            <w:tcW w:type="dxa" w:w="4680"/>
+          </w:tcPr>
+          <w:p>
+            <w:r/>
+            <w:r>
+              <w:rPr>
+                <w:rFonts w:ascii="Consolas" w:hAnsi="Consolas"/>
+                <w:sz w:val="19"/>
+              </w:rPr>
+              <w:t>$ERR ... DESC:&lt;motivo&gt;</w:t>
+            </w:r>
+          </w:p>
+        </w:tc>
+        <w:tc>
+          <w:tcPr>
+            <w:tcW w:type="dxa" w:w="4680"/>
+          </w:tcPr>
+          <w:p>
+            <w:r/>
+            <w:r>
+              <w:rPr>
+                <w:b w:val="0"/>
+                <w:sz w:val="19"/>
+              </w:rPr>
+              <w:t>rechazado. Lea el motivo — A.2.bis dice cuál falta</w:t>
+            </w:r>
+          </w:p>
+        </w:tc>
+      </w:tr>
+    </w:tbl>
+    <w:p>
+      <w:pPr>
+        <w:spacing w:after="120"/>
+      </w:pPr>
+    </w:p>
+    <w:p>
+      <w:pPr>
+        <w:spacing w:before="280" w:after="120"/>
+      </w:pPr>
+      <w:r>
+        <w:rPr>
+          <w:b/>
+          <w:color w:val="003366"/>
+          <w:sz w:val="26"/>
+        </w:rPr>
+        <w:t>A.2.bis LOS MOTIVOS DEL TESTIGO, Y CUÁL SE PAGA CAMINANDO 🔴 SIN CONSTRUIR</w:t>
+      </w:r>
+    </w:p>
+    <w:p>
+      <w:pPr>
+        <w:spacing w:after="120"/>
+      </w:pPr>
+      <w:r>
+        <w:rPr>
+          <w:b/>
+          <w:sz w:val="21"/>
+        </w:rPr>
+        <w:t>MAESTRO — cinco motivos:</w:t>
+      </w:r>
+    </w:p>
+    <w:tbl>
+      <w:tblPr>
+        <w:tblStyle w:val="TableGrid"/>
+        <w:tblW w:type="auto" w:w="0"/>
+        <w:tblLook w:firstColumn="1" w:firstRow="1" w:lastColumn="0" w:lastRow="0" w:noHBand="0" w:noVBand="1" w:val="04A0"/>
+      </w:tblPr>
+      <w:tblGrid>
+        <w:gridCol w:w="4680"/>
+        <w:gridCol w:w="4680"/>
+      </w:tblGrid>
+      <w:tr>
+        <w:tc>
+          <w:tcPr>
+            <w:tcW w:type="dxa" w:w="4680"/>
+            <w:shd w:val="clear" w:fill="DCE6F1"/>
+          </w:tcPr>
+          <w:p>
+            <w:r/>
+            <w:r>
+              <w:rPr>
+                <w:b/>
+                <w:sz w:val="19"/>
+              </w:rPr>
+              <w:t>lo que se lee en el teléfono</w:t>
+            </w:r>
+          </w:p>
+        </w:tc>
+        <w:tc>
+          <w:tcPr>
+            <w:tcW w:type="dxa" w:w="4680"/>
+            <w:shd w:val="clear" w:fill="DCE6F1"/>
+          </w:tcPr>
+          <w:p>
+            <w:r/>
+            <w:r>
+              <w:rPr>
+                <w:b/>
+                <w:sz w:val="19"/>
+              </w:rPr>
+              <w:t>qué falta, y qué se hace</w:t>
+            </w:r>
+          </w:p>
+        </w:tc>
+      </w:tr>
+      <w:tr>
+        <w:tc>
+          <w:tcPr>
+            <w:tcW w:type="dxa" w:w="4680"/>
+          </w:tcPr>
+          <w:p>
+            <w:r/>
+            <w:r>
+              <w:rPr>
+                <w:rFonts w:ascii="Consolas" w:hAnsi="Consolas"/>
+                <w:sz w:val="19"/>
+              </w:rPr>
+              <w:t>Falta: reloj sin poner en hora</w:t>
+            </w:r>
+          </w:p>
+        </w:tc>
+        <w:tc>
+          <w:tcPr>
+            <w:tcW w:type="dxa" w:w="4680"/>
+          </w:tcPr>
+          <w:p>
+            <w:r/>
+            <w:r>
+              <w:rPr>
+                <w:b w:val="0"/>
+                <w:sz w:val="19"/>
+              </w:rPr>
+              <w:t>esta punta no tiene una hora propia fiable con qué comparar. Ponga la hora</w:t>
+            </w:r>
+          </w:p>
+        </w:tc>
+      </w:tr>
+      <w:tr>
+        <w:tc>
+          <w:tcPr>
+            <w:tcW w:type="dxa" w:w="4680"/>
+          </w:tcPr>
+          <w:p>
+            <w:r/>
+            <w:r>
+              <w:rPr>
+                <w:rFonts w:ascii="Consolas" w:hAnsi="Consolas"/>
+                <w:sz w:val="19"/>
+              </w:rPr>
+              <w:t>Ahora no coincide</w:t>
+            </w:r>
+          </w:p>
+        </w:tc>
+        <w:tc>
+          <w:tcPr>
+            <w:tcW w:type="dxa" w:w="4680"/>
+          </w:tcPr>
+          <w:p>
+            <w:r/>
+            <w:r>
+              <w:rPr>
+                <w:b w:val="0"/>
+                <w:sz w:val="19"/>
+              </w:rPr>
+              <w:t>el reloj del teléfono y el del poste difieren más de la tolerancia — revise la hora del teléfono y repita</w:t>
+            </w:r>
+          </w:p>
+        </w:tc>
+      </w:tr>
+      <w:tr>
+        <w:tc>
+          <w:tcPr>
+            <w:tcW w:type="dxa" w:w="4680"/>
+          </w:tcPr>
+          <w:p>
+            <w:r/>
+            <w:r>
+              <w:rPr>
+                <w:rFonts w:ascii="Consolas" w:hAnsi="Consolas"/>
+                <w:sz w:val="19"/>
+              </w:rPr>
+              <w:t>Despeje fuera de rango (30-255)</w:t>
+            </w:r>
+          </w:p>
+        </w:tc>
+        <w:tc>
+          <w:tcPr>
+            <w:tcW w:type="dxa" w:w="4680"/>
+          </w:tcPr>
+          <w:p>
+            <w:r/>
+            <w:r>
+              <w:rPr>
+                <w:b w:val="0"/>
+                <w:sz w:val="19"/>
+              </w:rPr>
+              <w:t>corrija el número en la app antes de reenviar</w:t>
+            </w:r>
+          </w:p>
+        </w:tc>
+      </w:tr>
+      <w:tr>
+        <w:tc>
+          <w:tcPr>
+            <w:tcW w:type="dxa" w:w="4680"/>
+          </w:tcPr>
+          <w:p>
+            <w:r/>
+            <w:r>
+              <w:rPr>
+                <w:rFonts w:ascii="Consolas" w:hAnsi="Consolas"/>
+                <w:sz w:val="19"/>
+              </w:rPr>
+              <w:t>Inicio ya vencido</w:t>
+            </w:r>
+          </w:p>
+        </w:tc>
+        <w:tc>
+          <w:tcPr>
+            <w:tcW w:type="dxa" w:w="4680"/>
+          </w:tcPr>
+          <w:p>
+            <w:r/>
+            <w:r>
+              <w:rPr>
+                <w:b w:val="0"/>
+                <w:sz w:val="19"/>
+              </w:rPr>
+              <w:t xml:space="preserve">el reloj de esta punta ya pasó de </w:t>
+            </w:r>
+            <w:r>
+              <w:rPr>
+                <w:rFonts w:ascii="Consolas" w:hAnsi="Consolas"/>
+                <w:sz w:val="19"/>
+              </w:rPr>
+              <w:t>inicio</w:t>
+            </w:r>
+            <w:r>
+              <w:rPr>
+                <w:b w:val="0"/>
+                <w:sz w:val="19"/>
+              </w:rPr>
+              <w:t xml:space="preserve"> al recibir la orden — repita el flujo</w:t>
+            </w:r>
+          </w:p>
+        </w:tc>
+      </w:tr>
+      <w:tr>
+        <w:tc>
+          <w:tcPr>
+            <w:tcW w:type="dxa" w:w="4680"/>
+          </w:tcPr>
+          <w:p>
+            <w:r/>
+            <w:r>
+              <w:rPr>
+                <w:rFonts w:ascii="Consolas" w:hAnsi="Consolas"/>
+                <w:sz w:val="19"/>
+              </w:rPr>
+              <w:t>Ambar de emergencia puesto</w:t>
+            </w:r>
+          </w:p>
+        </w:tc>
+        <w:tc>
+          <w:tcPr>
+            <w:tcW w:type="dxa" w:w="4680"/>
+          </w:tcPr>
+          <w:p>
+            <w:r/>
+            <w:r>
+              <w:rPr>
+                <w:b w:val="0"/>
+                <w:sz w:val="19"/>
+              </w:rPr>
+              <w:t xml:space="preserve">alguien lo dejó encendido; hay que </w:t>
+            </w:r>
+            <w:r>
+              <w:rPr>
+                <w:rFonts w:ascii="Consolas" w:hAnsi="Consolas"/>
+                <w:sz w:val="19"/>
+              </w:rPr>
+              <w:t>CANCELAR_AMBAR</w:t>
+            </w:r>
+            <w:r>
+              <w:rPr>
+                <w:b w:val="0"/>
+                <w:sz w:val="19"/>
+              </w:rPr>
+              <w:t xml:space="preserve"> antes de reintentar</w:t>
+            </w:r>
+          </w:p>
+        </w:tc>
+      </w:tr>
+    </w:tbl>
+    <w:p>
+      <w:pPr>
+        <w:spacing w:after="120"/>
+      </w:pPr>
+    </w:p>
+    <w:p>
+      <w:pPr>
+        <w:spacing w:after="120"/>
+      </w:pPr>
+      <w:r>
+        <w:rPr>
+          <w:b/>
+          <w:sz w:val="21"/>
+        </w:rPr>
+        <w:t>ESCLAVO — los mismos cinco, y UNO es el que de verdad se paga en el poste:</w:t>
+      </w:r>
+    </w:p>
+    <w:tbl>
+      <w:tblPr>
+        <w:tblStyle w:val="TableGrid"/>
+        <w:tblW w:type="auto" w:w="0"/>
+        <w:tblLook w:firstColumn="1" w:firstRow="1" w:lastColumn="0" w:lastRow="0" w:noHBand="0" w:noVBand="1" w:val="04A0"/>
+      </w:tblPr>
+      <w:tblGrid>
+        <w:gridCol w:w="4680"/>
+        <w:gridCol w:w="4680"/>
+      </w:tblGrid>
+      <w:tr>
+        <w:tc>
+          <w:tcPr>
+            <w:tcW w:type="dxa" w:w="4680"/>
+            <w:shd w:val="clear" w:fill="DCE6F1"/>
+          </w:tcPr>
+          <w:p>
+            <w:r/>
+            <w:r>
+              <w:rPr>
+                <w:b/>
+                <w:sz w:val="19"/>
+              </w:rPr>
+              <w:t>lo que se lee en el teléfono</w:t>
+            </w:r>
+          </w:p>
+        </w:tc>
+        <w:tc>
+          <w:tcPr>
+            <w:tcW w:type="dxa" w:w="4680"/>
+            <w:shd w:val="clear" w:fill="DCE6F1"/>
+          </w:tcPr>
+          <w:p>
+            <w:r/>
+            <w:r>
+              <w:rPr>
+                <w:b/>
+                <w:sz w:val="19"/>
+              </w:rPr>
+              <w:t>qué falta, y qué se hace</w:t>
+            </w:r>
+          </w:p>
+        </w:tc>
+      </w:tr>
+      <w:tr>
+        <w:tc>
+          <w:tcPr>
+            <w:tcW w:type="dxa" w:w="4680"/>
+          </w:tcPr>
+          <w:p>
+            <w:r/>
+            <w:r>
+              <w:rPr>
+                <w:rFonts w:ascii="Consolas" w:hAnsi="Consolas"/>
+                <w:sz w:val="19"/>
+              </w:rPr>
+              <w:t>Inicio ya vencido</w:t>
+            </w:r>
+          </w:p>
+        </w:tc>
+        <w:tc>
+          <w:tcPr>
+            <w:tcW w:type="dxa" w:w="4680"/>
+          </w:tcPr>
+          <w:p>
+            <w:r/>
+            <w:r>
+              <w:rPr>
+                <w:b w:val="0"/>
+                <w:sz w:val="19"/>
+              </w:rPr>
+              <w:t xml:space="preserve">🔸 </w:t>
+            </w:r>
+            <w:r>
+              <w:rPr>
+                <w:b/>
+                <w:sz w:val="19"/>
+              </w:rPr>
+              <w:t>la que muerde.</w:t>
+            </w:r>
+            <w:r>
+              <w:rPr>
+                <w:b w:val="0"/>
+                <w:sz w:val="19"/>
+              </w:rPr>
+              <w:t xml:space="preserve"> El traslado se agotó antes de llegar. </w:t>
+            </w:r>
+            <w:r>
+              <w:rPr>
+                <w:b/>
+                <w:sz w:val="19"/>
+              </w:rPr>
+              <w:t>No se reintenta con el mismo `inicio`</w:t>
+            </w:r>
+            <w:r>
+              <w:rPr>
+                <w:b w:val="0"/>
+                <w:sz w:val="19"/>
+              </w:rPr>
+              <w:t>: vuelva al Maestro y repita el testigo entero, con un traslado nuevo</w:t>
+            </w:r>
+          </w:p>
+        </w:tc>
+      </w:tr>
+      <w:tr>
+        <w:tc>
+          <w:tcPr>
+            <w:tcW w:type="dxa" w:w="4680"/>
+          </w:tcPr>
+          <w:p>
+            <w:r/>
+            <w:r>
+              <w:rPr>
+                <w:b w:val="0"/>
+                <w:sz w:val="19"/>
+              </w:rPr>
+              <w:t>las otras cuatro</w:t>
+            </w:r>
+          </w:p>
+        </w:tc>
+        <w:tc>
+          <w:tcPr>
+            <w:tcW w:type="dxa" w:w="4680"/>
+          </w:tcPr>
+          <w:p>
+            <w:r/>
+            <w:r>
+              <w:rPr>
+                <w:b w:val="0"/>
+                <w:sz w:val="19"/>
+              </w:rPr>
+              <w:t>mismo texto y mismo remedio que en el Maestro</w:t>
+            </w:r>
+          </w:p>
+        </w:tc>
+      </w:tr>
+    </w:tbl>
+    <w:p>
+      <w:pPr>
+        <w:spacing w:after="120"/>
+      </w:pPr>
+    </w:p>
+    <w:p>
+      <w:pPr>
+        <w:spacing w:after="120"/>
+      </w:pPr>
+      <w:r>
+        <w:rPr>
+          <w:b/>
+          <w:sz w:val="21"/>
+        </w:rPr>
+        <w:t>Y la comprobación visual sigue siendo la de A.3:</w:t>
+      </w:r>
+      <w:r>
+        <w:rPr>
+          <w:b w:val="0"/>
+          <w:sz w:val="21"/>
+        </w:rPr>
+        <w:t xml:space="preserve"> entrar por testigo no cambia qué se mira al confirmar que</w:t>
+      </w:r>
+    </w:p>
+    <w:p>
+      <w:pPr>
+        <w:spacing w:after="120"/>
+      </w:pPr>
+      <w:r>
+        <w:rPr>
+          <w:b w:val="0"/>
+          <w:sz w:val="21"/>
+        </w:rPr>
+        <w:t>las dos puntas quedaron de acuerdo — sólo cambia cómo llegaron a ponerse de acuerdo sin radio.</w:t>
+      </w:r>
+    </w:p>
+    <w:p>
+      <w:pPr>
+        <w:spacing w:before="280" w:after="120"/>
+      </w:pPr>
+      <w:r>
+        <w:rPr>
+          <w:b/>
+          <w:color w:val="003366"/>
+          <w:sz w:val="26"/>
+        </w:rPr>
         <w:t>A.3 Verificacion visual de LAS DOS puntas — obligatoria, y tambien al salir</w:t>
       </w:r>
     </w:p>
@@ -4073,7 +4848,7 @@
           <w:rFonts w:ascii="Consolas" w:hAnsi="Consolas"/>
           <w:sz w:val="21"/>
         </w:rPr>
-        <w:t>05_Funcional/7_Especificacion_Antenas.md</w:t>
+        <w:t>05_Funcional/historico/7_Especificacion_Antenas.md</w:t>
       </w:r>
       <w:r>
         <w:rPr>
@@ -8446,6 +9221,75 @@
       </w:pPr>
       <w:r>
         <w:rPr>
+          <w:b/>
+          <w:sz w:val="21"/>
+        </w:rPr>
+        <w:t>10. 🔴 EL DEGRADADO CON TESTIGO (A.1.bis, A.2.bis, `D-35`) ES CERO CÓDIGO Y CERO BANCO.</w:t>
+      </w:r>
+    </w:p>
+    <w:p>
+      <w:pPr>
+        <w:spacing w:after="120"/>
+      </w:pPr>
+      <w:r>
+        <w:rPr>
+          <w:rFonts w:ascii="Consolas" w:hAnsi="Consolas"/>
+          <w:sz w:val="21"/>
+        </w:rPr>
+        <w:t>grep -rn "DEG_T" {Maestro,Esclavo}/{src,include}</w:t>
+      </w:r>
+      <w:r>
+        <w:rPr>
+          <w:b w:val="0"/>
+          <w:sz w:val="21"/>
+        </w:rPr>
+        <w:t xml:space="preserve"> da cero: la puerta, la comparación de </w:t>
+      </w:r>
+      <w:r>
+        <w:rPr>
+          <w:rFonts w:ascii="Consolas" w:hAnsi="Consolas"/>
+          <w:sz w:val="21"/>
+        </w:rPr>
+        <w:t>ahora</w:t>
+      </w:r>
+      <w:r>
+        <w:rPr>
+          <w:b w:val="0"/>
+          <w:sz w:val="21"/>
+        </w:rPr>
+        <w:t xml:space="preserve"> contra el</w:t>
+      </w:r>
+    </w:p>
+    <w:p>
+      <w:pPr>
+        <w:spacing w:after="120"/>
+      </w:pPr>
+      <w:r>
+        <w:rPr>
+          <w:b w:val="0"/>
+          <w:sz w:val="21"/>
+        </w:rPr>
+        <w:t>reloj propio, el registro de vigencia de 31 días y el flujo de la app (SPEC 4 §3.ter) están sin construir. No</w:t>
+      </w:r>
+    </w:p>
+    <w:p>
+      <w:pPr>
+        <w:spacing w:after="120"/>
+      </w:pPr>
+      <w:r>
+        <w:rPr>
+          <w:b w:val="0"/>
+          <w:sz w:val="21"/>
+        </w:rPr>
+        <w:t>hay pack ni acta de campo que lo cierre.</w:t>
+      </w:r>
+    </w:p>
+    <w:p>
+      <w:pPr>
+        <w:spacing w:after="120"/>
+      </w:pPr>
+      <w:r>
+        <w:rPr>
           <w:b w:val="0"/>
           <w:sz w:val="21"/>
         </w:rPr>

--- a/05_Funcional/SPEC_6_Campo_Radio_y_Alarmas.docx
+++ b/05_Funcional/SPEC_6_Campo_Radio_y_Alarmas.docx
@@ -216,7 +216,7 @@
           <w:b w:val="0"/>
           <w:sz w:val="21"/>
         </w:rPr>
-        <w:t xml:space="preserve"> Lo decidido manda en </w:t>
+        <w:t xml:space="preserve"> Manda la spec (</w:t>
       </w:r>
       <w:r>
         <w:rPr>
@@ -230,7 +230,7 @@
           <w:b w:val="0"/>
           <w:sz w:val="21"/>
         </w:rPr>
-        <w:t xml:space="preserve"> y el fuente en lo que el equipo HACE. **Los</w:t>
+        <w:t xml:space="preserve"> es su indice) y el fuente dice lo que el equipo HACE. **Los</w:t>
       </w:r>
     </w:p>
     <w:p>
@@ -408,6 +408,13 @@
       </w:pPr>
       <w:r>
         <w:rPr>
+          <w:b w:val="0"/>
+          <w:sz w:val="21"/>
+        </w:rPr>
+        <w:t>~~</w:t>
+      </w:r>
+      <w:r>
+        <w:rPr>
           <w:rFonts w:ascii="Consolas" w:hAnsi="Consolas"/>
           <w:sz w:val="21"/>
         </w:rPr>
@@ -446,7 +453,7 @@
           <w:b w:val="0"/>
           <w:sz w:val="21"/>
         </w:rPr>
-        <w:t>). La app antepone el PIN ella</w:t>
+        <w:t>)~~ → **salio de las dos puntas</w:t>
       </w:r>
     </w:p>
     <w:p>
@@ -458,8 +465,126 @@
           <w:b w:val="0"/>
           <w:sz w:val="21"/>
         </w:rPr>
-        <w:t xml:space="preserve">sola. </w:t>
-      </w:r>
+        <w:t xml:space="preserve">con </w:t>
+      </w:r>
+      <w:r>
+        <w:rPr>
+          <w:rFonts w:ascii="Consolas" w:hAnsi="Consolas"/>
+          <w:sz w:val="21"/>
+        </w:rPr>
+        <w:t>D-46</w:t>
+      </w:r>
+      <w:r>
+        <w:rPr>
+          <w:b w:val="0"/>
+          <w:sz w:val="21"/>
+        </w:rPr>
+        <w:t xml:space="preserve"> (</w:t>
+      </w:r>
+      <w:r>
+        <w:rPr>
+          <w:rFonts w:ascii="Consolas" w:hAnsi="Consolas"/>
+          <w:sz w:val="21"/>
+        </w:rPr>
+        <w:t>f9cad1f</w:t>
+      </w:r>
+      <w:r>
+        <w:rPr>
+          <w:b w:val="0"/>
+          <w:sz w:val="21"/>
+        </w:rPr>
+        <w:t xml:space="preserve">, 02/10; sin banco)**: hoy contesta </w:t>
+      </w:r>
+      <w:r>
+        <w:rPr>
+          <w:rFonts w:ascii="Consolas" w:hAnsi="Consolas"/>
+          <w:sz w:val="21"/>
+        </w:rPr>
+        <w:t>$ERR,CMD:DESCONOCIDO,DESC:COMANDO_NO_SOPORTADO</w:t>
+      </w:r>
+    </w:p>
+    <w:p>
+      <w:pPr>
+        <w:spacing w:after="120"/>
+      </w:pPr>
+      <w:r>
+        <w:rPr>
+          <w:b w:val="0"/>
+          <w:sz w:val="21"/>
+        </w:rPr>
+        <w:t>(</w:t>
+      </w:r>
+      <w:r>
+        <w:rPr>
+          <w:rFonts w:ascii="Consolas" w:hAnsi="Consolas"/>
+          <w:sz w:val="21"/>
+        </w:rPr>
+        <w:t>..._EN_ESCLAVO</w:t>
+      </w:r>
+      <w:r>
+        <w:rPr>
+          <w:b w:val="0"/>
+          <w:sz w:val="21"/>
+        </w:rPr>
+        <w:t xml:space="preserve"> en el Poste 2). </w:t>
+      </w:r>
+      <w:r>
+        <w:rPr>
+          <w:b/>
+          <w:sz w:val="21"/>
+        </w:rPr>
+        <w:t>La entrada es el testigo (A.1.bis), con PIN, a cada poste.</w:t>
+      </w:r>
+      <w:r>
+        <w:rPr>
+          <w:b w:val="0"/>
+          <w:sz w:val="21"/>
+        </w:rPr>
+        <w:t xml:space="preserve"> La tabla de abajo y</w:t>
+      </w:r>
+    </w:p>
+    <w:p>
+      <w:pPr>
+        <w:spacing w:after="120"/>
+      </w:pPr>
+      <w:r>
+        <w:rPr>
+          <w:b w:val="0"/>
+          <w:sz w:val="21"/>
+        </w:rPr>
+        <w:t>A.2 son las respuestas de la orden retirada: solo valen ante un equipo con firmware anterior (</w:t>
+      </w:r>
+      <w:r>
+        <w:rPr>
+          <w:rFonts w:ascii="Consolas" w:hAnsi="Consolas"/>
+          <w:sz w:val="21"/>
+        </w:rPr>
+        <w:t>ESTADO.md</w:t>
+      </w:r>
+      <w:r>
+        <w:rPr>
+          <w:b w:val="0"/>
+          <w:sz w:val="21"/>
+        </w:rPr>
+        <w:t>). La app</w:t>
+      </w:r>
+    </w:p>
+    <w:p>
+      <w:pPr>
+        <w:spacing w:after="120"/>
+      </w:pPr>
+      <w:r>
+        <w:rPr>
+          <w:b w:val="0"/>
+          <w:sz w:val="21"/>
+        </w:rPr>
+        <w:t>antepone el PIN ella sola.</w:t>
+      </w:r>
+    </w:p>
+    <w:p>
+      <w:pPr>
+        <w:spacing w:after="120"/>
+      </w:pPr>
       <w:r>
         <w:rPr>
           <w:b/>
@@ -1610,7 +1735,23 @@
           <w:color w:val="003366"/>
           <w:sz w:val="26"/>
         </w:rPr>
-        <w:t>A.1.bis EL TESTIGO — para cuando la radio no vuelve en semanas, no en minutos 🔴 SIN CONSTRUIR (</w:t>
+        <w:t xml:space="preserve">A.1.bis EL TESTIGO — para cuando la radio no vuelve en semanas, no en minutos (construido, </w:t>
+      </w:r>
+      <w:r>
+        <w:rPr>
+          <w:rFonts w:ascii="Consolas" w:hAnsi="Consolas"/>
+          <w:color w:val="003366"/>
+          <w:sz w:val="26"/>
+        </w:rPr>
+        <w:t>990c278</w:t>
+      </w:r>
+      <w:r>
+        <w:rPr>
+          <w:b/>
+          <w:color w:val="003366"/>
+          <w:sz w:val="26"/>
+        </w:rPr>
+        <w:t xml:space="preserve">; </w:t>
       </w:r>
       <w:r>
         <w:rPr>
@@ -1937,7 +2078,23 @@
           <w:color w:val="003366"/>
           <w:sz w:val="26"/>
         </w:rPr>
-        <w:t>A.2.bis LOS MOTIVOS DEL TESTIGO, Y CUÁL SE PAGA CAMINANDO 🔴 SIN CONSTRUIR</w:t>
+        <w:t xml:space="preserve">A.2.bis LOS MOTIVOS DEL TESTIGO, Y CUÁL SE PAGA CAMINANDO (construido, </w:t>
+      </w:r>
+      <w:r>
+        <w:rPr>
+          <w:rFonts w:ascii="Consolas" w:hAnsi="Consolas"/>
+          <w:color w:val="003366"/>
+          <w:sz w:val="26"/>
+        </w:rPr>
+        <w:t>990c278</w:t>
+      </w:r>
+      <w:r>
+        <w:rPr>
+          <w:b/>
+          <w:color w:val="003366"/>
+          <w:sz w:val="26"/>
+        </w:rPr>
+        <w:t>)</w:t>
       </w:r>
     </w:p>
     <w:p>
@@ -3069,7 +3226,7 @@
           <w:b w:val="0"/>
           <w:sz w:val="21"/>
         </w:rPr>
-        <w:t xml:space="preserve">Tres cosas que el equipo hace solo, y solo se ven en </w:t>
+        <w:t xml:space="preserve">Lo que el equipo hace solo; las tres primeras solo se ven en </w:t>
       </w:r>
       <w:r>
         <w:rPr>
@@ -3091,59 +3248,64 @@
           <w:sz w:val="21"/>
         </w:rPr>
         <w:t>$STATUS</w:t>
-      </w:r>
-      <w:r>
-        <w:rPr>
-          <w:b w:val="0"/>
-          <w:sz w:val="21"/>
-        </w:rPr>
-        <w:t xml:space="preserve"> (</w:t>
-      </w:r>
-      <w:r>
-        <w:rPr>
-          <w:rFonts w:ascii="Consolas" w:hAnsi="Consolas"/>
-          <w:sz w:val="21"/>
-        </w:rPr>
-        <w:t>DEGRADADO</w:t>
-      </w:r>
-      <w:r>
-        <w:rPr>
-          <w:b w:val="0"/>
-          <w:sz w:val="21"/>
-        </w:rPr>
-        <w:t>·</w:t>
-      </w:r>
-      <w:r>
-        <w:rPr>
-          <w:rFonts w:ascii="Consolas" w:hAnsi="Consolas"/>
-          <w:sz w:val="21"/>
-        </w:rPr>
-        <w:t>RENDIDO</w:t>
-      </w:r>
-      <w:r>
-        <w:rPr>
-          <w:b w:val="0"/>
-          <w:sz w:val="21"/>
-        </w:rPr>
-        <w:t>·</w:t>
-      </w:r>
-      <w:r>
-        <w:rPr>
-          <w:rFonts w:ascii="Consolas" w:hAnsi="Consolas"/>
-          <w:sz w:val="21"/>
-        </w:rPr>
-        <w:t>SUBORDINADO</w:t>
-      </w:r>
-      <w:r>
-        <w:rPr>
-          <w:b w:val="0"/>
-          <w:sz w:val="21"/>
-        </w:rPr>
-        <w:t>):</w:t>
       </w:r>
     </w:p>
     <w:p>
       <w:pPr>
+        <w:spacing w:after="120"/>
+      </w:pPr>
+      <w:r>
+        <w:rPr>
+          <w:b w:val="0"/>
+          <w:sz w:val="21"/>
+        </w:rPr>
+        <w:t>(</w:t>
+      </w:r>
+      <w:r>
+        <w:rPr>
+          <w:rFonts w:ascii="Consolas" w:hAnsi="Consolas"/>
+          <w:sz w:val="21"/>
+        </w:rPr>
+        <w:t>DEGRADADO</w:t>
+      </w:r>
+      <w:r>
+        <w:rPr>
+          <w:b w:val="0"/>
+          <w:sz w:val="21"/>
+        </w:rPr>
+        <w:t>·</w:t>
+      </w:r>
+      <w:r>
+        <w:rPr>
+          <w:rFonts w:ascii="Consolas" w:hAnsi="Consolas"/>
+          <w:sz w:val="21"/>
+        </w:rPr>
+        <w:t>RENDIDO</w:t>
+      </w:r>
+      <w:r>
+        <w:rPr>
+          <w:b w:val="0"/>
+          <w:sz w:val="21"/>
+        </w:rPr>
+        <w:t>·</w:t>
+      </w:r>
+      <w:r>
+        <w:rPr>
+          <w:rFonts w:ascii="Consolas" w:hAnsi="Consolas"/>
+          <w:sz w:val="21"/>
+        </w:rPr>
+        <w:t>SUBORDINADO</w:t>
+      </w:r>
+      <w:r>
+        <w:rPr>
+          <w:b w:val="0"/>
+          <w:sz w:val="21"/>
+        </w:rPr>
+        <w:t>):</w:t>
+      </w:r>
+    </w:p>
+    <w:p>
+      <w:pPr>
         <w:pStyle w:val="ListNumber"/>
         <w:spacing w:after="60"/>
       </w:pPr>
@@ -3298,14 +3460,14 @@
           <w:b/>
           <w:sz w:val="21"/>
         </w:rPr>
-        <w:t>Nadie se lo avisa al operario.</w:t>
-      </w:r>
-      <w:r>
-        <w:rPr>
-          <w:b w:val="0"/>
-          <w:sz w:val="21"/>
-        </w:rPr>
-        <w:t xml:space="preserve"> 🔴 **Tras cualquier corte, verifique A.3 en las</w:t>
+        <w:t>Ningun evento dice que reanudo</w:t>
+      </w:r>
+      <w:r>
+        <w:rPr>
+          <w:b w:val="0"/>
+          <w:sz w:val="21"/>
+        </w:rPr>
+        <w:t>; si el corte apago tambien el ESP32, la app</w:t>
       </w:r>
     </w:p>
     <w:p>
@@ -3317,7 +3479,173 @@
           <w:b w:val="0"/>
           <w:sz w:val="21"/>
         </w:rPr>
+        <w:t>abre al conectar el cartel «ESTE POSTE SE QUEDO SIN LUZ» (SPEC 4 §6). Si no reanuda, el Poste 1 arranca en</w:t>
+      </w:r>
+    </w:p>
+    <w:p>
+      <w:pPr>
+        <w:spacing w:after="120"/>
+      </w:pPr>
+      <w:r>
+        <w:rPr>
+          <w:b/>
+          <w:sz w:val="21"/>
+        </w:rPr>
+        <w:t>ambar intermitente</w:t>
+      </w:r>
+      <w:r>
+        <w:rPr>
+          <w:b w:val="0"/>
+          <w:sz w:val="21"/>
+        </w:rPr>
+        <w:t xml:space="preserve"> hasta una orden (</w:t>
+      </w:r>
+      <w:r>
+        <w:rPr>
+          <w:rFonts w:ascii="Consolas" w:hAnsi="Consolas"/>
+          <w:sz w:val="21"/>
+        </w:rPr>
+        <w:t>D-40</w:t>
+      </w:r>
+      <w:r>
+        <w:rPr>
+          <w:b w:val="0"/>
+          <w:sz w:val="21"/>
+        </w:rPr>
+        <w:t>, SPEC 1 §4.1). 🔴 **Tras cualquier corte, verifique A.3 en las</w:t>
+      </w:r>
+    </w:p>
+    <w:p>
+      <w:pPr>
+        <w:spacing w:after="120"/>
+      </w:pPr>
+      <w:r>
+        <w:rPr>
+          <w:b w:val="0"/>
+          <w:sz w:val="21"/>
+        </w:rPr>
         <w:t>dos puntas aunque el equipo no se lo pida**: si una reanudo y la otra no, puede dar verdes sin que nadie mire.</w:t>
+      </w:r>
+    </w:p>
+    <w:p>
+      <w:pPr>
+        <w:pStyle w:val="ListNumber"/>
+        <w:spacing w:after="60"/>
+      </w:pPr>
+      <w:r>
+        <w:rPr>
+          <w:b/>
+          <w:sz w:val="21"/>
+        </w:rPr>
+        <w:t>Hora perdida en Degradado ➜ ROJO FIJO en esa punta</w:t>
+      </w:r>
+      <w:r>
+        <w:rPr>
+          <w:b w:val="0"/>
+          <w:sz w:val="21"/>
+        </w:rPr>
+        <w:t xml:space="preserve"> (</w:t>
+      </w:r>
+      <w:r>
+        <w:rPr>
+          <w:rFonts w:ascii="Consolas" w:hAnsi="Consolas"/>
+          <w:sz w:val="21"/>
+        </w:rPr>
+        <w:t>D-38</w:t>
+      </w:r>
+      <w:r>
+        <w:rPr>
+          <w:b w:val="0"/>
+          <w:sz w:val="21"/>
+        </w:rPr>
+        <w:t xml:space="preserve">), con </w:t>
+      </w:r>
+      <w:r>
+        <w:rPr>
+          <w:rFonts w:ascii="Consolas" w:hAnsi="Consolas"/>
+          <w:sz w:val="21"/>
+        </w:rPr>
+        <w:t>$ALARM DEGRADADO,CAUSA:ROJO_SIN_HORA</w:t>
+      </w:r>
+    </w:p>
+    <w:p>
+      <w:pPr>
+        <w:spacing w:after="120"/>
+      </w:pPr>
+      <w:r>
+        <w:rPr>
+          <w:b w:val="0"/>
+          <w:sz w:val="21"/>
+        </w:rPr>
+        <w:t xml:space="preserve">repetida (PARTE C); </w:t>
+      </w:r>
+      <w:r>
+        <w:rPr>
+          <w:rFonts w:ascii="Consolas" w:hAnsi="Consolas"/>
+          <w:sz w:val="21"/>
+        </w:rPr>
+        <w:t>MODO:</w:t>
+      </w:r>
+      <w:r>
+        <w:rPr>
+          <w:b w:val="0"/>
+          <w:sz w:val="21"/>
+        </w:rPr>
+        <w:t xml:space="preserve"> sigue diciendo </w:t>
+      </w:r>
+      <w:r>
+        <w:rPr>
+          <w:rFonts w:ascii="Consolas" w:hAnsi="Consolas"/>
+          <w:sz w:val="21"/>
+        </w:rPr>
+        <w:t>DEGRADADO</w:t>
+      </w:r>
+      <w:r>
+        <w:rPr>
+          <w:b w:val="0"/>
+          <w:sz w:val="21"/>
+        </w:rPr>
+        <w:t>. No vuelve sola, y la otra punta sigue alternando. **Si</w:t>
+      </w:r>
+    </w:p>
+    <w:p>
+      <w:pPr>
+        <w:spacing w:after="120"/>
+      </w:pPr>
+      <w:r>
+        <w:rPr>
+          <w:b w:val="0"/>
+          <w:sz w:val="21"/>
+        </w:rPr>
+        <w:t>ademas sufre un corte, arranca en el mismo rojo fijo** (</w:t>
+      </w:r>
+      <w:r>
+        <w:rPr>
+          <w:rFonts w:ascii="Consolas" w:hAnsi="Consolas"/>
+          <w:sz w:val="21"/>
+        </w:rPr>
+        <w:t>D-47</w:t>
+      </w:r>
+      <w:r>
+        <w:rPr>
+          <w:b w:val="0"/>
+          <w:sz w:val="21"/>
+        </w:rPr>
+        <w:t xml:space="preserve">, SPEC 1 §4.1; antes arrancaba en ambar, </w:t>
+      </w:r>
+      <w:r>
+        <w:rPr>
+          <w:rFonts w:ascii="Consolas" w:hAnsi="Consolas"/>
+          <w:sz w:val="21"/>
+        </w:rPr>
+        <w:t>D-40</w:t>
+      </w:r>
+      <w:r>
+        <w:rPr>
+          <w:b w:val="0"/>
+          <w:sz w:val="21"/>
+        </w:rPr>
+        <w:t>).</w:t>
       </w:r>
     </w:p>
     <w:p>
@@ -3342,7 +3670,7 @@
           <w:b/>
           <w:sz w:val="21"/>
         </w:rPr>
-        <w:t>Que una hora que deja de ser fiable en marcha mande la punta a ambar YA ESTA CONSTRUIDO</w:t>
+        <w:t>Que una hora que deja de ser fiable en marcha mande la punta a ROJO FIJO YA ESTA CONSTRUIDO</w:t>
       </w:r>
       <w:r>
         <w:rPr>
@@ -3356,14 +3684,14 @@
           <w:rFonts w:ascii="Consolas" w:hAnsi="Consolas"/>
           <w:sz w:val="21"/>
         </w:rPr>
-        <w:t>D-21</w:t>
-      </w:r>
-      <w:r>
-        <w:rPr>
-          <w:b w:val="0"/>
-          <w:sz w:val="21"/>
-        </w:rPr>
-        <w:t xml:space="preserve"> (1)), pero la pieza</w:t>
+        <w:t>D-38</w:t>
+      </w:r>
+      <w:r>
+        <w:rPr>
+          <w:b w:val="0"/>
+          <w:sz w:val="21"/>
+        </w:rPr>
+        <w:t>), pero la pieza</w:t>
       </w:r>
     </w:p>
     <w:p>
@@ -6360,7 +6688,7 @@
                 <w:rFonts w:ascii="Consolas" w:hAnsi="Consolas"/>
                 <w:sz w:val="19"/>
               </w:rPr>
-              <w:t>CAMBIO_A_AMBAR</w:t>
+              <w:t>CAMBIO_A_ROJO</w:t>
             </w:r>
           </w:p>
         </w:tc>
@@ -6411,14 +6739,14 @@
                 <w:rFonts w:ascii="Consolas" w:hAnsi="Consolas"/>
                 <w:sz w:val="19"/>
               </w:rPr>
-              <w:t>D-21</w:t>
+              <w:t>D-38</w:t>
             </w:r>
             <w:r>
               <w:rPr>
                 <w:b w:val="0"/>
                 <w:sz w:val="19"/>
               </w:rPr>
-              <w:t xml:space="preserve"> (1))</w:t>
+              <w:t>)</w:t>
             </w:r>
           </w:p>
         </w:tc>
@@ -6433,7 +6761,35 @@
                 <w:b w:val="0"/>
                 <w:sz w:val="19"/>
               </w:rPr>
-              <w:t>esa punta ya esta en ambar. Poner la hora antes de reintentar el modo (A.2, A.6)</w:t>
+              <w:t xml:space="preserve">esa punta ya esta en </w:t>
+            </w:r>
+            <w:r>
+              <w:rPr>
+                <w:b/>
+                <w:sz w:val="19"/>
+              </w:rPr>
+              <w:t>ROJO FIJO</w:t>
+            </w:r>
+            <w:r>
+              <w:rPr>
+                <w:b w:val="0"/>
+                <w:sz w:val="19"/>
+              </w:rPr>
+              <w:t xml:space="preserve"> y no vuelve sola (A.5). Revisar </w:t>
+            </w:r>
+            <w:r>
+              <w:rPr>
+                <w:rFonts w:ascii="Consolas" w:hAnsi="Consolas"/>
+                <w:sz w:val="19"/>
+              </w:rPr>
+              <w:t>J17</w:t>
+            </w:r>
+            <w:r>
+              <w:rPr>
+                <w:b w:val="0"/>
+                <w:sz w:val="19"/>
+              </w:rPr>
+              <w:t>, poner la hora y sacarla del modo antes de reintentarlo (A.2, A.6)</w:t>
             </w:r>
           </w:p>
         </w:tc>
@@ -6465,7 +6821,7 @@
                 <w:rFonts w:ascii="Consolas" w:hAnsi="Consolas"/>
                 <w:sz w:val="19"/>
               </w:rPr>
-              <w:t>LIMITE_48H</w:t>
+              <w:t>ROJO_SIN_HORA</w:t>
             </w:r>
           </w:p>
         </w:tc>
@@ -6480,7 +6836,7 @@
                 <w:rFonts w:ascii="Consolas" w:hAnsi="Consolas"/>
                 <w:sz w:val="19"/>
               </w:rPr>
-              <w:t>CAMBIO_A_AMBAR</w:t>
+              <w:t>ROJO_FIJO</w:t>
             </w:r>
           </w:p>
         </w:tc>
@@ -6492,10 +6848,10 @@
             <w:r/>
             <w:r>
               <w:rPr>
-                <w:b/>
-                <w:sz w:val="19"/>
-              </w:rPr>
-              <w:t>solo Maestro</w:t>
+                <w:b w:val="0"/>
+                <w:sz w:val="19"/>
+              </w:rPr>
+              <w:t>las dos</w:t>
             </w:r>
           </w:p>
         </w:tc>
@@ -6510,7 +6866,49 @@
                 <w:b w:val="0"/>
                 <w:sz w:val="19"/>
               </w:rPr>
-              <w:t>vencio el limite duro sin sincronizar con la otra punta, y el equipo SI sabia fecharlo —en RAM o en la pila— (1.49 (b))</w:t>
+              <w:t>la hora dejo de ser fiable en Degradado (</w:t>
+            </w:r>
+            <w:r>
+              <w:rPr>
+                <w:rFonts w:ascii="Consolas" w:hAnsi="Consolas"/>
+                <w:sz w:val="19"/>
+              </w:rPr>
+              <w:t>D-38</w:t>
+            </w:r>
+            <w:r>
+              <w:rPr>
+                <w:b w:val="0"/>
+                <w:sz w:val="19"/>
+              </w:rPr>
+              <w:t xml:space="preserve">, SPEC 3 §5); se </w:t>
+            </w:r>
+            <w:r>
+              <w:rPr>
+                <w:b/>
+                <w:sz w:val="19"/>
+              </w:rPr>
+              <w:t>repite</w:t>
+            </w:r>
+            <w:r>
+              <w:rPr>
+                <w:b w:val="0"/>
+                <w:sz w:val="19"/>
+              </w:rPr>
+              <w:t xml:space="preserve"> cada </w:t>
+            </w:r>
+            <w:r>
+              <w:rPr>
+                <w:rFonts w:ascii="Consolas" w:hAnsi="Consolas"/>
+                <w:sz w:val="19"/>
+              </w:rPr>
+              <w:t>AVISO_ROJO_SIN_HORA_MS</w:t>
+            </w:r>
+            <w:r>
+              <w:rPr>
+                <w:b w:val="0"/>
+                <w:sz w:val="19"/>
+              </w:rPr>
+              <w:t xml:space="preserve"> mientras dure</w:t>
             </w:r>
           </w:p>
         </w:tc>
@@ -6525,56 +6923,42 @@
                 <w:b/>
                 <w:sz w:val="19"/>
               </w:rPr>
-              <w:t>es la radio</w:t>
+              <w:t>el otro poste puede seguir alternando</w:t>
             </w:r>
             <w:r>
               <w:rPr>
                 <w:b w:val="0"/>
                 <w:sz w:val="19"/>
               </w:rPr>
-              <w:t xml:space="preserve">: sin ella nadie renueva el limite. Parte B por orden. </w:t>
-            </w:r>
-            <w:r>
-              <w:rPr>
-                <w:b/>
-                <w:sz w:val="19"/>
-              </w:rPr>
-              <w:t>No reactive el Degradado</w:t>
+              <w:t xml:space="preserve">. Salir: </w:t>
+            </w:r>
+            <w:r>
+              <w:rPr>
+                <w:rFonts w:ascii="Consolas" w:hAnsi="Consolas"/>
+                <w:sz w:val="19"/>
+              </w:rPr>
+              <w:t>SET_MODO:MENU</w:t>
             </w:r>
             <w:r>
               <w:rPr>
                 <w:b w:val="0"/>
                 <w:sz w:val="19"/>
               </w:rPr>
-              <w:t xml:space="preserve">: rechaza por sincronizacion (A.5), y poner la hora con el telefono </w:t>
-            </w:r>
-            <w:r>
-              <w:rPr>
-                <w:b/>
-                <w:sz w:val="19"/>
-              </w:rPr>
-              <w:t>no renueva el tope</w:t>
+              <w:t xml:space="preserve"> en el Poste 1 (al Poste 2 lo saca el Maestro por radio, o </w:t>
+            </w:r>
+            <w:r>
+              <w:rPr>
+                <w:rFonts w:ascii="Consolas" w:hAnsi="Consolas"/>
+                <w:sz w:val="19"/>
+              </w:rPr>
+              <w:t>AMBAR_EMERGENCIA</w:t>
             </w:r>
             <w:r>
               <w:rPr>
                 <w:b w:val="0"/>
                 <w:sz w:val="19"/>
               </w:rPr>
-              <w:t xml:space="preserve"> (</w:t>
-            </w:r>
-            <w:r>
-              <w:rPr>
-                <w:rFonts w:ascii="Consolas" w:hAnsi="Consolas"/>
-                <w:sz w:val="19"/>
-              </w:rPr>
-              <w:t>SPEC_7</w:t>
-            </w:r>
-            <w:r>
-              <w:rPr>
-                <w:b w:val="0"/>
-                <w:sz w:val="19"/>
-              </w:rPr>
-              <w:t xml:space="preserve"> §5)</w:t>
+              <w:t xml:space="preserve"> alli); poner la hora y repetir el modo</w:t>
             </w:r>
           </w:p>
         </w:tc>
@@ -6606,7 +6990,7 @@
                 <w:rFonts w:ascii="Consolas" w:hAnsi="Consolas"/>
                 <w:sz w:val="19"/>
               </w:rPr>
-              <w:t>SYNC_SIN_FECHA</w:t>
+              <w:t>LIMITE_48H</w:t>
             </w:r>
           </w:p>
         </w:tc>
@@ -6651,21 +7035,7 @@
                 <w:b w:val="0"/>
                 <w:sz w:val="19"/>
               </w:rPr>
-              <w:t xml:space="preserve">el contador del reloj cuenta, pero la marca de la ultima sincronizacion </w:t>
-            </w:r>
-            <w:r>
-              <w:rPr>
-                <w:b/>
-                <w:sz w:val="19"/>
-              </w:rPr>
-              <w:t>no se puede fechar</w:t>
-            </w:r>
-            <w:r>
-              <w:rPr>
-                <w:b w:val="0"/>
-                <w:sz w:val="19"/>
-              </w:rPr>
-              <w:t xml:space="preserve"> —reloj movido hacia atras, dominio de respaldo borrado— y no hay medida en RAM</w:t>
+              <w:t>vencio el limite duro sin sincronizar con la otra punta, y el equipo SI sabia fecharlo —en RAM o en la pila— (1.49 (b))</w:t>
             </w:r>
           </w:p>
         </w:tc>
@@ -6680,28 +7050,42 @@
                 <w:b/>
                 <w:sz w:val="19"/>
               </w:rPr>
-              <w:t>no se sabe cuanto hace</w:t>
+              <w:t>es la radio</w:t>
             </w:r>
             <w:r>
               <w:rPr>
                 <w:b w:val="0"/>
                 <w:sz w:val="19"/>
               </w:rPr>
-              <w:t xml:space="preserve">, y el equipo lo trata como vencido. </w:t>
+              <w:t xml:space="preserve">: sin ella nadie renueva el limite. Parte B por orden. </w:t>
             </w:r>
             <w:r>
               <w:rPr>
                 <w:b/>
                 <w:sz w:val="19"/>
               </w:rPr>
-              <w:t>Lo que lo levanta es una sincronizacion nueva entre las dos puntas, y esa solo viaja por radio</w:t>
+              <w:t>No reactive el Degradado</w:t>
             </w:r>
             <w:r>
               <w:rPr>
                 <w:b w:val="0"/>
                 <w:sz w:val="19"/>
               </w:rPr>
-              <w:t>: la hora del telefono no la renueva (</w:t>
+              <w:t xml:space="preserve">: rechaza por sincronizacion (A.5), y poner la hora con el telefono </w:t>
+            </w:r>
+            <w:r>
+              <w:rPr>
+                <w:b/>
+                <w:sz w:val="19"/>
+              </w:rPr>
+              <w:t>no renueva el tope</w:t>
+            </w:r>
+            <w:r>
+              <w:rPr>
+                <w:b w:val="0"/>
+                <w:sz w:val="19"/>
+              </w:rPr>
+              <w:t xml:space="preserve"> (</w:t>
             </w:r>
             <w:r>
               <w:rPr>
@@ -6715,7 +7099,7 @@
                 <w:b w:val="0"/>
                 <w:sz w:val="19"/>
               </w:rPr>
-              <w:t xml:space="preserve"> §5). Compruebe el enlace (Parte B) y que la puerta de A.2 acepte antes de reintentar el modo</w:t>
+              <w:t xml:space="preserve"> §5)</w:t>
             </w:r>
           </w:p>
         </w:tc>
@@ -6747,7 +7131,7 @@
                 <w:rFonts w:ascii="Consolas" w:hAnsi="Consolas"/>
                 <w:sz w:val="19"/>
               </w:rPr>
-              <w:t>RELOJ_NO_CUENTA</w:t>
+              <w:t>SYNC_SIN_FECHA</w:t>
             </w:r>
           </w:p>
         </w:tc>
@@ -6792,21 +7176,21 @@
                 <w:b w:val="0"/>
                 <w:sz w:val="19"/>
               </w:rPr>
-              <w:t xml:space="preserve">vencio el limite </w:t>
+              <w:t xml:space="preserve">el contador del reloj cuenta, pero la marca de la ultima sincronizacion </w:t>
             </w:r>
             <w:r>
               <w:rPr>
                 <w:b/>
                 <w:sz w:val="19"/>
               </w:rPr>
-              <w:t>y el contador del reloj de la tarjeta no cuenta</w:t>
+              <w:t>no se puede fechar</w:t>
             </w:r>
             <w:r>
               <w:rPr>
                 <w:b w:val="0"/>
                 <w:sz w:val="19"/>
               </w:rPr>
-              <w:t xml:space="preserve"> en ese instante. El rotulo dice «No es la radio»</w:t>
+              <w:t xml:space="preserve"> —reloj movido hacia atras, dominio de respaldo borrado— y no hay medida en RAM</w:t>
             </w:r>
           </w:p>
         </w:tc>
@@ -6818,73 +7202,45 @@
             <w:r/>
             <w:r>
               <w:rPr>
+                <w:b/>
+                <w:sz w:val="19"/>
+              </w:rPr>
+              <w:t>no se sabe cuanto hace</w:t>
+            </w:r>
+            <w:r>
+              <w:rPr>
                 <w:b w:val="0"/>
                 <w:sz w:val="19"/>
               </w:rPr>
-              <w:t xml:space="preserve">🔴 </w:t>
+              <w:t xml:space="preserve">, y el equipo lo trata como vencido. </w:t>
             </w:r>
             <w:r>
               <w:rPr>
                 <w:b/>
                 <w:sz w:val="19"/>
               </w:rPr>
-              <w:t>NO SE FIE DEL ROTULO: mire LAS DOS COSAS.</w:t>
+              <w:t>Lo que lo levanta es una sincronizacion nueva entre las dos puntas, y esa solo viaja por radio</w:t>
             </w:r>
             <w:r>
               <w:rPr>
                 <w:b w:val="0"/>
                 <w:sz w:val="19"/>
               </w:rPr>
-              <w:t xml:space="preserve"> Con el contador parado la marca de la pila no se puede fechar, y eso es del reloj (SPEC 3, H-1). Los bits los publica </w:t>
+              <w:t>: la hora del telefono no la renueva (</w:t>
             </w:r>
             <w:r>
               <w:rPr>
                 <w:rFonts w:ascii="Consolas" w:hAnsi="Consolas"/>
                 <w:sz w:val="19"/>
               </w:rPr>
-              <w:t>REINICIAR_RELOJ</w:t>
+              <w:t>SPEC_7</w:t>
             </w:r>
             <w:r>
               <w:rPr>
                 <w:b w:val="0"/>
                 <w:sz w:val="19"/>
               </w:rPr>
-              <w:t xml:space="preserve"> cuando rechaza (SPEC 4 §3.1), </w:t>
-            </w:r>
-            <w:r>
-              <w:rPr>
-                <w:b/>
-                <w:sz w:val="19"/>
-              </w:rPr>
-              <w:t>que ademas BORRA la hora, el ciclo acordado y la autorizacion del Degradado</w:t>
-            </w:r>
-            <w:r>
-              <w:rPr>
-                <w:b w:val="0"/>
-                <w:sz w:val="19"/>
-              </w:rPr>
-              <w:t xml:space="preserve">: no se pulsa para mirar; </w:t>
-            </w:r>
-            <w:r>
-              <w:rPr>
-                <w:b/>
-                <w:sz w:val="19"/>
-              </w:rPr>
-              <w:t>pero en una tarjeta cuyo cristal no arranca esta causa sale SIEMPRE, tambien cuando el plazo lo cumplio de verdad una radio caida</w:t>
-            </w:r>
-            <w:r>
-              <w:rPr>
-                <w:b w:val="0"/>
-                <w:sz w:val="19"/>
-              </w:rPr>
-              <w:t xml:space="preserve"> —el hueco de SPEC 3 H-1—. Revise la radio (Parte B) igual que con </w:t>
-            </w:r>
-            <w:r>
-              <w:rPr>
-                <w:rFonts w:ascii="Consolas" w:hAnsi="Consolas"/>
-                <w:sz w:val="19"/>
-              </w:rPr>
-              <w:t>LIMITE_48H</w:t>
+              <w:t xml:space="preserve"> §5). Compruebe el enlace (Parte B) y que la puerta de A.2 acepte antes de reintentar el modo</w:t>
             </w:r>
           </w:p>
         </w:tc>
@@ -6901,7 +7257,7 @@
                 <w:rFonts w:ascii="Consolas" w:hAnsi="Consolas"/>
                 <w:sz w:val="19"/>
               </w:rPr>
-              <w:t>CAM_PEGADA</w:t>
+              <w:t>DEGRADADO</w:t>
             </w:r>
           </w:p>
         </w:tc>
@@ -6916,21 +7272,7 @@
                 <w:rFonts w:ascii="Consolas" w:hAnsi="Consolas"/>
                 <w:sz w:val="19"/>
               </w:rPr>
-              <w:t>CAM_C_CONTACTO_FIJO</w:t>
-            </w:r>
-            <w:r>
-              <w:rPr>
-                <w:b w:val="0"/>
-                <w:sz w:val="19"/>
-              </w:rPr>
-              <w:t xml:space="preserve"> · </w:t>
-            </w:r>
-            <w:r>
-              <w:rPr>
-                <w:rFonts w:ascii="Consolas" w:hAnsi="Consolas"/>
-                <w:sz w:val="19"/>
-              </w:rPr>
-              <w:t>CAM_D_CONTACTO_FIJO</w:t>
+              <w:t>RELOJ_NO_CUENTA</w:t>
             </w:r>
           </w:p>
         </w:tc>
@@ -6942,10 +7284,10 @@
             <w:r/>
             <w:r>
               <w:rPr>
-                <w:b/>
-                <w:sz w:val="19"/>
-              </w:rPr>
-              <w:t>`NINGUNA`</w:t>
+                <w:rFonts w:ascii="Consolas" w:hAnsi="Consolas"/>
+                <w:sz w:val="19"/>
+              </w:rPr>
+              <w:t>CAMBIO_A_ROJO</w:t>
             </w:r>
           </w:p>
         </w:tc>
@@ -6957,10 +7299,10 @@
             <w:r/>
             <w:r>
               <w:rPr>
-                <w:b w:val="0"/>
-                <w:sz w:val="19"/>
-              </w:rPr>
-              <w:t>las dos</w:t>
+                <w:b/>
+                <w:sz w:val="19"/>
+              </w:rPr>
+              <w:t>solo Maestro</w:t>
             </w:r>
           </w:p>
         </w:tc>
@@ -6975,7 +7317,56 @@
                 <w:b w:val="0"/>
                 <w:sz w:val="19"/>
               </w:rPr>
-              <w:t>el contacto de esa camara lleva cerrado mas del plazo de presencia legitima</w:t>
+              <w:t>vencio el limite con el reloj de la tarjeta parado (</w:t>
+            </w:r>
+            <w:r>
+              <w:rPr>
+                <w:rFonts w:ascii="Consolas" w:hAnsi="Consolas"/>
+                <w:sz w:val="19"/>
+              </w:rPr>
+              <w:t>RELOJ_CRISTAL_CONGELADO</w:t>
+            </w:r>
+            <w:r>
+              <w:rPr>
+                <w:b w:val="0"/>
+                <w:sz w:val="19"/>
+              </w:rPr>
+              <w:t xml:space="preserve">): pasa a ROJO FIJO y sale </w:t>
+            </w:r>
+            <w:r>
+              <w:rPr>
+                <w:rFonts w:ascii="Consolas" w:hAnsi="Consolas"/>
+                <w:sz w:val="19"/>
+              </w:rPr>
+              <w:t>ROJO_SIN_HORA</w:t>
+            </w:r>
+            <w:r>
+              <w:rPr>
+                <w:b w:val="0"/>
+                <w:sz w:val="19"/>
+              </w:rPr>
+              <w:t xml:space="preserve"> (</w:t>
+            </w:r>
+            <w:r>
+              <w:rPr>
+                <w:rFonts w:ascii="Consolas" w:hAnsi="Consolas"/>
+                <w:sz w:val="19"/>
+              </w:rPr>
+              <w:t>D-49</w:t>
+            </w:r>
+            <w:r>
+              <w:rPr>
+                <w:b w:val="0"/>
+                <w:sz w:val="19"/>
+              </w:rPr>
+              <w:t xml:space="preserve">). El Esclavo solo publica </w:t>
+            </w:r>
+            <w:r>
+              <w:rPr>
+                <w:rFonts w:ascii="Consolas" w:hAnsi="Consolas"/>
+                <w:sz w:val="19"/>
+              </w:rPr>
+              <w:t>ROJO_SIN_HORA</w:t>
             </w:r>
           </w:p>
         </w:tc>
@@ -6987,73 +7378,24 @@
             <w:r/>
             <w:r>
               <w:rPr>
-                <w:b/>
-                <w:sz w:val="19"/>
-              </w:rPr>
-              <w:t>el borne lo dice el nombre</w:t>
-            </w:r>
-            <w:r>
-              <w:rPr>
                 <w:b w:val="0"/>
                 <w:sz w:val="19"/>
               </w:rPr>
-              <w:t xml:space="preserve">: son los dos de camara de </w:t>
+              <w:t xml:space="preserve">Mire LAS DOS COSAS: el reloj (SPEC 3, H-1) y la radio (Parte B). </w:t>
             </w:r>
             <w:r>
               <w:rPr>
                 <w:rFonts w:ascii="Consolas" w:hAnsi="Consolas"/>
                 <w:sz w:val="19"/>
               </w:rPr>
-              <w:t>J16</w:t>
+              <w:t>REINICIAR_RELOJ</w:t>
             </w:r>
             <w:r>
               <w:rPr>
                 <w:b w:val="0"/>
                 <w:sz w:val="19"/>
               </w:rPr>
-              <w:t xml:space="preserve"> (</w:t>
-            </w:r>
-            <w:r>
-              <w:rPr>
-                <w:rFonts w:ascii="Consolas" w:hAnsi="Consolas"/>
-                <w:sz w:val="19"/>
-              </w:rPr>
-              <w:t>D-25</w:t>
-            </w:r>
-            <w:r>
-              <w:rPr>
-                <w:b w:val="0"/>
-                <w:sz w:val="19"/>
-              </w:rPr>
-              <w:t>, SPEC 5 §2.1). Revisar cableado y la configuracion de esa camara (</w:t>
-            </w:r>
-            <w:r>
-              <w:rPr>
-                <w:rFonts w:ascii="Consolas" w:hAnsi="Consolas"/>
-                <w:sz w:val="19"/>
-              </w:rPr>
-              <w:t>D-13</w:t>
-            </w:r>
-            <w:r>
-              <w:rPr>
-                <w:b w:val="0"/>
-                <w:sz w:val="19"/>
-              </w:rPr>
-              <w:t xml:space="preserve">). </w:t>
-            </w:r>
-            <w:r>
-              <w:rPr>
-                <w:b/>
-                <w:sz w:val="19"/>
-              </w:rPr>
-              <w:t>La causa dice `CONTACTO_FIJO` y NO «averia» a proposito</w:t>
-            </w:r>
-            <w:r>
-              <w:rPr>
-                <w:b w:val="0"/>
-                <w:sz w:val="19"/>
-              </w:rPr>
-              <w:t>: no se puede distinguir de una presencia legitima larga</w:t>
+              <w:t xml:space="preserve"> BORRA hora, ciclo y autorizacion: no se pulsa para mirar</w:t>
             </w:r>
           </w:p>
         </w:tc>
@@ -7070,7 +7412,7 @@
                 <w:rFonts w:ascii="Consolas" w:hAnsi="Consolas"/>
                 <w:sz w:val="19"/>
               </w:rPr>
-              <w:t>CAM_CIEGA</w:t>
+              <w:t>CAM_PEGADA</w:t>
             </w:r>
           </w:p>
         </w:tc>
@@ -7085,7 +7427,7 @@
                 <w:rFonts w:ascii="Consolas" w:hAnsi="Consolas"/>
                 <w:sz w:val="19"/>
               </w:rPr>
-              <w:t>CAM_C_SIN_FLANCO</w:t>
+              <w:t>CAM_C_CONTACTO_FIJO</w:t>
             </w:r>
             <w:r>
               <w:rPr>
@@ -7099,7 +7441,7 @@
                 <w:rFonts w:ascii="Consolas" w:hAnsi="Consolas"/>
                 <w:sz w:val="19"/>
               </w:rPr>
-              <w:t>CAM_D_SIN_FLANCO</w:t>
+              <w:t>CAM_D_CONTACTO_FIJO</w:t>
             </w:r>
           </w:p>
         </w:tc>
@@ -7144,21 +7486,7 @@
                 <w:b w:val="0"/>
                 <w:sz w:val="19"/>
               </w:rPr>
-              <w:t xml:space="preserve">esa camara </w:t>
-            </w:r>
-            <w:r>
-              <w:rPr>
-                <w:b/>
-                <w:sz w:val="19"/>
-              </w:rPr>
-              <w:t>dio flancos antes</w:t>
-            </w:r>
-            <w:r>
-              <w:rPr>
-                <w:b w:val="0"/>
-                <w:sz w:val="19"/>
-              </w:rPr>
-              <w:t xml:space="preserve"> y lleva demasiado paso abierto sin dar ninguno</w:t>
+              <w:t>el contacto de esa camara lleva cerrado mas del plazo de presencia legitima</w:t>
             </w:r>
           </w:p>
         </w:tc>
@@ -7170,9 +7498,192 @@
             <w:r/>
             <w:r>
               <w:rPr>
+                <w:b/>
+                <w:sz w:val="19"/>
+              </w:rPr>
+              <w:t>el borne lo dice el nombre</w:t>
+            </w:r>
+            <w:r>
+              <w:rPr>
                 <w:b w:val="0"/>
                 <w:sz w:val="19"/>
               </w:rPr>
+              <w:t xml:space="preserve">: son los dos de camara de </w:t>
+            </w:r>
+            <w:r>
+              <w:rPr>
+                <w:rFonts w:ascii="Consolas" w:hAnsi="Consolas"/>
+                <w:sz w:val="19"/>
+              </w:rPr>
+              <w:t>J16</w:t>
+            </w:r>
+            <w:r>
+              <w:rPr>
+                <w:b w:val="0"/>
+                <w:sz w:val="19"/>
+              </w:rPr>
+              <w:t xml:space="preserve"> (</w:t>
+            </w:r>
+            <w:r>
+              <w:rPr>
+                <w:rFonts w:ascii="Consolas" w:hAnsi="Consolas"/>
+                <w:sz w:val="19"/>
+              </w:rPr>
+              <w:t>D-25</w:t>
+            </w:r>
+            <w:r>
+              <w:rPr>
+                <w:b w:val="0"/>
+                <w:sz w:val="19"/>
+              </w:rPr>
+              <w:t>, SPEC 5 §2.1). Revisar cableado y la configuracion de esa camara (</w:t>
+            </w:r>
+            <w:r>
+              <w:rPr>
+                <w:rFonts w:ascii="Consolas" w:hAnsi="Consolas"/>
+                <w:sz w:val="19"/>
+              </w:rPr>
+              <w:t>D-13</w:t>
+            </w:r>
+            <w:r>
+              <w:rPr>
+                <w:b w:val="0"/>
+                <w:sz w:val="19"/>
+              </w:rPr>
+              <w:t xml:space="preserve">). </w:t>
+            </w:r>
+            <w:r>
+              <w:rPr>
+                <w:b/>
+                <w:sz w:val="19"/>
+              </w:rPr>
+              <w:t>La causa dice `CONTACTO_FIJO` y NO «averia» a proposito</w:t>
+            </w:r>
+            <w:r>
+              <w:rPr>
+                <w:b w:val="0"/>
+                <w:sz w:val="19"/>
+              </w:rPr>
+              <w:t>: no se puede distinguir de una presencia legitima larga</w:t>
+            </w:r>
+          </w:p>
+        </w:tc>
+      </w:tr>
+      <w:tr>
+        <w:tc>
+          <w:tcPr>
+            <w:tcW w:type="dxa" w:w="1560"/>
+          </w:tcPr>
+          <w:p>
+            <w:r/>
+            <w:r>
+              <w:rPr>
+                <w:rFonts w:ascii="Consolas" w:hAnsi="Consolas"/>
+                <w:sz w:val="19"/>
+              </w:rPr>
+              <w:t>CAM_CIEGA</w:t>
+            </w:r>
+          </w:p>
+        </w:tc>
+        <w:tc>
+          <w:tcPr>
+            <w:tcW w:type="dxa" w:w="1560"/>
+          </w:tcPr>
+          <w:p>
+            <w:r/>
+            <w:r>
+              <w:rPr>
+                <w:rFonts w:ascii="Consolas" w:hAnsi="Consolas"/>
+                <w:sz w:val="19"/>
+              </w:rPr>
+              <w:t>CAM_C_SIN_FLANCO</w:t>
+            </w:r>
+            <w:r>
+              <w:rPr>
+                <w:b w:val="0"/>
+                <w:sz w:val="19"/>
+              </w:rPr>
+              <w:t xml:space="preserve"> · </w:t>
+            </w:r>
+            <w:r>
+              <w:rPr>
+                <w:rFonts w:ascii="Consolas" w:hAnsi="Consolas"/>
+                <w:sz w:val="19"/>
+              </w:rPr>
+              <w:t>CAM_D_SIN_FLANCO</w:t>
+            </w:r>
+          </w:p>
+        </w:tc>
+        <w:tc>
+          <w:tcPr>
+            <w:tcW w:type="dxa" w:w="1560"/>
+          </w:tcPr>
+          <w:p>
+            <w:r/>
+            <w:r>
+              <w:rPr>
+                <w:b/>
+                <w:sz w:val="19"/>
+              </w:rPr>
+              <w:t>`NINGUNA`</w:t>
+            </w:r>
+          </w:p>
+        </w:tc>
+        <w:tc>
+          <w:tcPr>
+            <w:tcW w:type="dxa" w:w="1560"/>
+          </w:tcPr>
+          <w:p>
+            <w:r/>
+            <w:r>
+              <w:rPr>
+                <w:b w:val="0"/>
+                <w:sz w:val="19"/>
+              </w:rPr>
+              <w:t>las dos</w:t>
+            </w:r>
+          </w:p>
+        </w:tc>
+        <w:tc>
+          <w:tcPr>
+            <w:tcW w:type="dxa" w:w="1560"/>
+          </w:tcPr>
+          <w:p>
+            <w:r/>
+            <w:r>
+              <w:rPr>
+                <w:b w:val="0"/>
+                <w:sz w:val="19"/>
+              </w:rPr>
+              <w:t xml:space="preserve">esa camara </w:t>
+            </w:r>
+            <w:r>
+              <w:rPr>
+                <w:b/>
+                <w:sz w:val="19"/>
+              </w:rPr>
+              <w:t>dio flancos antes</w:t>
+            </w:r>
+            <w:r>
+              <w:rPr>
+                <w:b w:val="0"/>
+                <w:sz w:val="19"/>
+              </w:rPr>
+              <w:t xml:space="preserve"> y lleva demasiado paso abierto sin dar ninguno</w:t>
+            </w:r>
+          </w:p>
+        </w:tc>
+        <w:tc>
+          <w:tcPr>
+            <w:tcW w:type="dxa" w:w="1560"/>
+          </w:tcPr>
+          <w:p>
+            <w:r/>
+            <w:r>
+              <w:rPr>
+                <w:b w:val="0"/>
+                <w:sz w:val="19"/>
+              </w:rPr>
               <w:t xml:space="preserve">lo mismo. ⚠️ </w:t>
             </w:r>
             <w:r>
@@ -7202,6 +7713,535 @@
                 <w:sz w:val="19"/>
               </w:rPr>
               <w:t xml:space="preserve"> (SPEC 5 §3.2)</w:t>
+            </w:r>
+          </w:p>
+        </w:tc>
+      </w:tr>
+      <w:tr>
+        <w:tc>
+          <w:tcPr>
+            <w:tcW w:type="dxa" w:w="1560"/>
+          </w:tcPr>
+          <w:p>
+            <w:r/>
+            <w:r>
+              <w:rPr>
+                <w:rFonts w:ascii="Consolas" w:hAnsi="Consolas"/>
+                <w:sz w:val="19"/>
+              </w:rPr>
+              <w:t>DEGRADADO</w:t>
+            </w:r>
+          </w:p>
+        </w:tc>
+        <w:tc>
+          <w:tcPr>
+            <w:tcW w:type="dxa" w:w="1560"/>
+          </w:tcPr>
+          <w:p>
+            <w:r/>
+            <w:r>
+              <w:rPr>
+                <w:rFonts w:ascii="Consolas" w:hAnsi="Consolas"/>
+                <w:sz w:val="19"/>
+              </w:rPr>
+              <w:t>ROJO_TOTAL</w:t>
+            </w:r>
+          </w:p>
+        </w:tc>
+        <w:tc>
+          <w:tcPr>
+            <w:tcW w:type="dxa" w:w="1560"/>
+          </w:tcPr>
+          <w:p>
+            <w:r/>
+            <w:r>
+              <w:rPr>
+                <w:rFonts w:ascii="Consolas" w:hAnsi="Consolas"/>
+                <w:sz w:val="19"/>
+              </w:rPr>
+              <w:t>ROJO_FIJO</w:t>
+            </w:r>
+          </w:p>
+        </w:tc>
+        <w:tc>
+          <w:tcPr>
+            <w:tcW w:type="dxa" w:w="1560"/>
+          </w:tcPr>
+          <w:p>
+            <w:r/>
+            <w:r>
+              <w:rPr>
+                <w:b/>
+                <w:sz w:val="19"/>
+              </w:rPr>
+              <w:t>solo Maestro</w:t>
+            </w:r>
+          </w:p>
+        </w:tc>
+        <w:tc>
+          <w:tcPr>
+            <w:tcW w:type="dxa" w:w="1560"/>
+          </w:tcPr>
+          <w:p>
+            <w:r/>
+            <w:r>
+              <w:rPr>
+                <w:b w:val="0"/>
+                <w:sz w:val="19"/>
+              </w:rPr>
+              <w:t xml:space="preserve">una persona mando </w:t>
+            </w:r>
+            <w:r>
+              <w:rPr>
+                <w:rFonts w:ascii="Consolas" w:hAnsi="Consolas"/>
+                <w:sz w:val="19"/>
+              </w:rPr>
+              <w:t>FORZAR_ROJO</w:t>
+            </w:r>
+            <w:r>
+              <w:rPr>
+                <w:b w:val="0"/>
+                <w:sz w:val="19"/>
+              </w:rPr>
+              <w:t xml:space="preserve"> con el Poste 1 en Degradado (</w:t>
+            </w:r>
+            <w:r>
+              <w:rPr>
+                <w:rFonts w:ascii="Consolas" w:hAnsi="Consolas"/>
+                <w:sz w:val="19"/>
+              </w:rPr>
+              <w:t>D-51</w:t>
+            </w:r>
+            <w:r>
+              <w:rPr>
+                <w:b w:val="0"/>
+                <w:sz w:val="19"/>
+              </w:rPr>
+              <w:t xml:space="preserve">, SPEC 2 §7.quater (b)); se repite cada </w:t>
+            </w:r>
+            <w:r>
+              <w:rPr>
+                <w:rFonts w:ascii="Consolas" w:hAnsi="Consolas"/>
+                <w:sz w:val="19"/>
+              </w:rPr>
+              <w:t>AVISO_ROJO_SIN_HORA_MS</w:t>
+            </w:r>
+            <w:r>
+              <w:rPr>
+                <w:b w:val="0"/>
+                <w:sz w:val="19"/>
+              </w:rPr>
+              <w:t xml:space="preserve">. Tras un corte sale como </w:t>
+            </w:r>
+            <w:r>
+              <w:rPr>
+                <w:rFonts w:ascii="Consolas" w:hAnsi="Consolas"/>
+                <w:sz w:val="19"/>
+              </w:rPr>
+              <w:t>ROJO_SIN_HORA</w:t>
+            </w:r>
+          </w:p>
+        </w:tc>
+        <w:tc>
+          <w:tcPr>
+            <w:tcW w:type="dxa" w:w="1560"/>
+          </w:tcPr>
+          <w:p>
+            <w:r/>
+            <w:r>
+              <w:rPr>
+                <w:b/>
+                <w:sz w:val="19"/>
+              </w:rPr>
+              <w:t>el otro poste sigue alternando por su reloj</w:t>
+            </w:r>
+            <w:r>
+              <w:rPr>
+                <w:b w:val="0"/>
+                <w:sz w:val="19"/>
+              </w:rPr>
+              <w:t xml:space="preserve">: vaya a el. Salir: salida programada o </w:t>
+            </w:r>
+            <w:r>
+              <w:rPr>
+                <w:rFonts w:ascii="Consolas" w:hAnsi="Consolas"/>
+                <w:sz w:val="19"/>
+              </w:rPr>
+              <w:t>SET_MODO:MENU</w:t>
+            </w:r>
+          </w:p>
+        </w:tc>
+      </w:tr>
+      <w:tr>
+        <w:tc>
+          <w:tcPr>
+            <w:tcW w:type="dxa" w:w="1560"/>
+          </w:tcPr>
+          <w:p>
+            <w:r/>
+            <w:r>
+              <w:rPr>
+                <w:rFonts w:ascii="Consolas" w:hAnsi="Consolas"/>
+                <w:sz w:val="19"/>
+              </w:rPr>
+              <w:t>DEGRADADO</w:t>
+            </w:r>
+          </w:p>
+        </w:tc>
+        <w:tc>
+          <w:tcPr>
+            <w:tcW w:type="dxa" w:w="1560"/>
+          </w:tcPr>
+          <w:p>
+            <w:r/>
+            <w:r>
+              <w:rPr>
+                <w:rFonts w:ascii="Consolas" w:hAnsi="Consolas"/>
+                <w:sz w:val="19"/>
+              </w:rPr>
+              <w:t>OTRO_EN_DEGRADADO</w:t>
+            </w:r>
+          </w:p>
+        </w:tc>
+        <w:tc>
+          <w:tcPr>
+            <w:tcW w:type="dxa" w:w="1560"/>
+          </w:tcPr>
+          <w:p>
+            <w:r/>
+            <w:r>
+              <w:rPr>
+                <w:rFonts w:ascii="Consolas" w:hAnsi="Consolas"/>
+                <w:sz w:val="19"/>
+              </w:rPr>
+              <w:t>REVISE_OTRO</w:t>
+            </w:r>
+          </w:p>
+        </w:tc>
+        <w:tc>
+          <w:tcPr>
+            <w:tcW w:type="dxa" w:w="1560"/>
+          </w:tcPr>
+          <w:p>
+            <w:r/>
+            <w:r>
+              <w:rPr>
+                <w:b w:val="0"/>
+                <w:sz w:val="19"/>
+              </w:rPr>
+              <w:t>las dos</w:t>
+            </w:r>
+          </w:p>
+        </w:tc>
+        <w:tc>
+          <w:tcPr>
+            <w:tcW w:type="dxa" w:w="1560"/>
+          </w:tcPr>
+          <w:p>
+            <w:r/>
+            <w:r>
+              <w:rPr>
+                <w:b w:val="0"/>
+                <w:sz w:val="19"/>
+              </w:rPr>
+              <w:t xml:space="preserve">esta punta oye </w:t>
+            </w:r>
+            <w:r>
+              <w:rPr>
+                <w:rFonts w:ascii="Consolas" w:hAnsi="Consolas"/>
+                <w:sz w:val="19"/>
+              </w:rPr>
+              <w:t>CMD_PRESENTE</w:t>
+            </w:r>
+            <w:r>
+              <w:rPr>
+                <w:b w:val="0"/>
+                <w:sz w:val="19"/>
+              </w:rPr>
+              <w:t xml:space="preserve"> del otro poste en Degradado y ella no lo esta (SPEC 2 §7.ter (c)); no toca la luz</w:t>
+            </w:r>
+          </w:p>
+        </w:tc>
+        <w:tc>
+          <w:tcPr>
+            <w:tcW w:type="dxa" w:w="1560"/>
+          </w:tcPr>
+          <w:p>
+            <w:r/>
+            <w:r>
+              <w:rPr>
+                <w:b/>
+                <w:sz w:val="19"/>
+              </w:rPr>
+              <w:t>vaya al otro poste</w:t>
+            </w:r>
+            <w:r>
+              <w:rPr>
+                <w:b w:val="0"/>
+                <w:sz w:val="19"/>
+              </w:rPr>
+              <w:t>: da verdes por reloj</w:t>
+            </w:r>
+          </w:p>
+        </w:tc>
+      </w:tr>
+      <w:tr>
+        <w:tc>
+          <w:tcPr>
+            <w:tcW w:type="dxa" w:w="1560"/>
+          </w:tcPr>
+          <w:p>
+            <w:r/>
+            <w:r>
+              <w:rPr>
+                <w:rFonts w:ascii="Consolas" w:hAnsi="Consolas"/>
+                <w:sz w:val="19"/>
+              </w:rPr>
+              <w:t>DEGRADADO</w:t>
+            </w:r>
+          </w:p>
+        </w:tc>
+        <w:tc>
+          <w:tcPr>
+            <w:tcW w:type="dxa" w:w="1560"/>
+          </w:tcPr>
+          <w:p>
+            <w:r/>
+            <w:r>
+              <w:rPr>
+                <w:rFonts w:ascii="Consolas" w:hAnsi="Consolas"/>
+                <w:sz w:val="19"/>
+              </w:rPr>
+              <w:t>RENOVAR_TESTIGO</w:t>
+            </w:r>
+          </w:p>
+        </w:tc>
+        <w:tc>
+          <w:tcPr>
+            <w:tcW w:type="dxa" w:w="1560"/>
+          </w:tcPr>
+          <w:p>
+            <w:r/>
+            <w:r>
+              <w:rPr>
+                <w:rFonts w:ascii="Consolas" w:hAnsi="Consolas"/>
+                <w:sz w:val="19"/>
+              </w:rPr>
+              <w:t>REPITA_TESTIGO</w:t>
+            </w:r>
+          </w:p>
+        </w:tc>
+        <w:tc>
+          <w:tcPr>
+            <w:tcW w:type="dxa" w:w="1560"/>
+          </w:tcPr>
+          <w:p>
+            <w:r/>
+            <w:r>
+              <w:rPr>
+                <w:b w:val="0"/>
+                <w:sz w:val="19"/>
+              </w:rPr>
+              <w:t>las dos</w:t>
+            </w:r>
+          </w:p>
+        </w:tc>
+        <w:tc>
+          <w:tcPr>
+            <w:tcW w:type="dxa" w:w="1560"/>
+          </w:tcPr>
+          <w:p>
+            <w:r/>
+            <w:r>
+              <w:rPr>
+                <w:b w:val="0"/>
+                <w:sz w:val="19"/>
+              </w:rPr>
+              <w:t>pasaron 28 dias desde el ultimo testigo; despues, una vez al dia. No toca luz ni modo (</w:t>
+            </w:r>
+            <w:r>
+              <w:rPr>
+                <w:rFonts w:ascii="Consolas" w:hAnsi="Consolas"/>
+                <w:sz w:val="19"/>
+              </w:rPr>
+              <w:t>D-35</w:t>
+            </w:r>
+            <w:r>
+              <w:rPr>
+                <w:b w:val="0"/>
+                <w:sz w:val="19"/>
+              </w:rPr>
+              <w:t>, SPEC 2 §7.ter (d))</w:t>
+            </w:r>
+          </w:p>
+        </w:tc>
+        <w:tc>
+          <w:tcPr>
+            <w:tcW w:type="dxa" w:w="1560"/>
+          </w:tcPr>
+          <w:p>
+            <w:r/>
+            <w:r>
+              <w:rPr>
+                <w:b/>
+                <w:sz w:val="19"/>
+              </w:rPr>
+              <w:t>repita el testigo en los dos postes</w:t>
+            </w:r>
+          </w:p>
+        </w:tc>
+      </w:tr>
+      <w:tr>
+        <w:tc>
+          <w:tcPr>
+            <w:tcW w:type="dxa" w:w="1560"/>
+          </w:tcPr>
+          <w:p>
+            <w:r/>
+            <w:r>
+              <w:rPr>
+                <w:rFonts w:ascii="Consolas" w:hAnsi="Consolas"/>
+                <w:sz w:val="19"/>
+              </w:rPr>
+              <w:t>DEGRADADO</w:t>
+            </w:r>
+          </w:p>
+        </w:tc>
+        <w:tc>
+          <w:tcPr>
+            <w:tcW w:type="dxa" w:w="1560"/>
+          </w:tcPr>
+          <w:p>
+            <w:r/>
+            <w:r>
+              <w:rPr>
+                <w:rFonts w:ascii="Consolas" w:hAnsi="Consolas"/>
+                <w:sz w:val="19"/>
+              </w:rPr>
+              <w:t>AUTO_NO_&lt;codigo&gt;</w:t>
+            </w:r>
+          </w:p>
+        </w:tc>
+        <w:tc>
+          <w:tcPr>
+            <w:tcW w:type="dxa" w:w="1560"/>
+          </w:tcPr>
+          <w:p>
+            <w:r/>
+            <w:r>
+              <w:rPr>
+                <w:rFonts w:ascii="Consolas" w:hAnsi="Consolas"/>
+                <w:sz w:val="19"/>
+              </w:rPr>
+              <w:t>SIGUE_AMBAR</w:t>
+            </w:r>
+            <w:r>
+              <w:rPr>
+                <w:b w:val="0"/>
+                <w:sz w:val="19"/>
+              </w:rPr>
+              <w:t xml:space="preserve"> · </w:t>
+            </w:r>
+            <w:r>
+              <w:rPr>
+                <w:rFonts w:ascii="Consolas" w:hAnsi="Consolas"/>
+                <w:sz w:val="19"/>
+              </w:rPr>
+              <w:t>QUEDA_ROJO</w:t>
+            </w:r>
+          </w:p>
+        </w:tc>
+        <w:tc>
+          <w:tcPr>
+            <w:tcW w:type="dxa" w:w="1560"/>
+          </w:tcPr>
+          <w:p>
+            <w:r/>
+            <w:r>
+              <w:rPr>
+                <w:b w:val="0"/>
+                <w:sz w:val="19"/>
+              </w:rPr>
+              <w:t>las dos</w:t>
+            </w:r>
+          </w:p>
+        </w:tc>
+        <w:tc>
+          <w:tcPr>
+            <w:tcW w:type="dxa" w:w="1560"/>
+          </w:tcPr>
+          <w:p>
+            <w:r/>
+            <w:r>
+              <w:rPr>
+                <w:b w:val="0"/>
+                <w:sz w:val="19"/>
+              </w:rPr>
+              <w:t>la entrada automatica no pudo entrar, una vez por corte (</w:t>
+            </w:r>
+            <w:r>
+              <w:rPr>
+                <w:rFonts w:ascii="Consolas" w:hAnsi="Consolas"/>
+                <w:sz w:val="19"/>
+              </w:rPr>
+              <w:t>A-15</w:t>
+            </w:r>
+            <w:r>
+              <w:rPr>
+                <w:b w:val="0"/>
+                <w:sz w:val="19"/>
+              </w:rPr>
+              <w:t xml:space="preserve">, codigos en SPEC 2 §7.ter (b)); </w:t>
+            </w:r>
+            <w:r>
+              <w:rPr>
+                <w:rFonts w:ascii="Consolas" w:hAnsi="Consolas"/>
+                <w:sz w:val="19"/>
+              </w:rPr>
+              <w:t>QUEDA_ROJO</w:t>
+            </w:r>
+            <w:r>
+              <w:rPr>
+                <w:b w:val="0"/>
+                <w:sz w:val="19"/>
+              </w:rPr>
+              <w:t xml:space="preserve"> solo el Maestro con </w:t>
+            </w:r>
+            <w:r>
+              <w:rPr>
+                <w:rFonts w:ascii="Consolas" w:hAnsi="Consolas"/>
+                <w:sz w:val="19"/>
+              </w:rPr>
+              <w:t>GUARDADO</w:t>
+            </w:r>
+          </w:p>
+        </w:tc>
+        <w:tc>
+          <w:tcPr>
+            <w:tcW w:type="dxa" w:w="1560"/>
+          </w:tcPr>
+          <w:p>
+            <w:r/>
+            <w:r>
+              <w:rPr>
+                <w:b w:val="0"/>
+                <w:sz w:val="19"/>
+              </w:rPr>
+              <w:t xml:space="preserve">lo dice la app (SPEC 4 §3.ter.bis); con </w:t>
+            </w:r>
+            <w:r>
+              <w:rPr>
+                <w:rFonts w:ascii="Consolas" w:hAnsi="Consolas"/>
+                <w:sz w:val="19"/>
+              </w:rPr>
+              <w:t>QUEDA_ROJO</w:t>
+            </w:r>
+            <w:r>
+              <w:rPr>
+                <w:b w:val="0"/>
+                <w:sz w:val="19"/>
+              </w:rPr>
+              <w:t>, avise a mantenimiento</w:t>
             </w:r>
           </w:p>
         </w:tc>
@@ -7335,7 +8375,7 @@
           <w:color w:val="960000"/>
           <w:sz w:val="20"/>
         </w:rPr>
-        <w:t>LAS TRES `DEGRADADO` SALEN SOLO DEL POSTE 1, Y UNA SOLA VEZ</w:t>
+        <w:t>LAS TRES `DEGRADADO` DEL LIMITE SALEN SOLO DEL POSTE 1, Y UNA SOLA VEZ</w:t>
       </w:r>
       <w:r>
         <w:rPr>
@@ -7343,7 +8383,7 @@
           <w:color w:val="960000"/>
           <w:sz w:val="20"/>
         </w:rPr>
-        <w:t xml:space="preserve"> —al contrario que las de hora, no se repiten—: quien se conecte despues ve el ambar en </w:t>
+        <w:t xml:space="preserve"> —al contrario que las de hora y que </w:t>
       </w:r>
       <w:r>
         <w:rPr>
@@ -7351,6 +8391,22 @@
           <w:color w:val="960000"/>
           <w:sz w:val="20"/>
         </w:rPr>
+        <w:t>ROJO_SIN_HORA</w:t>
+      </w:r>
+      <w:r>
+        <w:rPr>
+          <w:b w:val="0"/>
+          <w:color w:val="960000"/>
+          <w:sz w:val="20"/>
+        </w:rPr>
+        <w:t xml:space="preserve">, no se repiten—: quien se conecte despues ve el ambar en </w:t>
+      </w:r>
+      <w:r>
+        <w:rPr>
+          <w:rFonts w:ascii="Consolas" w:hAnsi="Consolas"/>
+          <w:color w:val="960000"/>
+          <w:sz w:val="20"/>
+        </w:rPr>
         <w:t>MODO:</w:t>
       </w:r>
       <w:r>
@@ -9224,7 +10280,28 @@
           <w:b/>
           <w:sz w:val="21"/>
         </w:rPr>
-        <w:t>10. 🔴 EL DEGRADADO CON TESTIGO (A.1.bis, A.2.bis, `D-35`) ES CERO CÓDIGO Y CERO BANCO.</w:t>
+        <w:t>10. 🟢 ~~EL DEGRADADO CON TESTIGO (`D-35`) ES CERO CÓDIGO~~ → construido</w:t>
+      </w:r>
+      <w:r>
+        <w:rPr>
+          <w:b w:val="0"/>
+          <w:sz w:val="21"/>
+        </w:rPr>
+        <w:t xml:space="preserve"> (</w:t>
+      </w:r>
+      <w:r>
+        <w:rPr>
+          <w:rFonts w:ascii="Consolas" w:hAnsi="Consolas"/>
+          <w:sz w:val="21"/>
+        </w:rPr>
+        <w:t>990c278</w:t>
+      </w:r>
+      <w:r>
+        <w:rPr>
+          <w:b w:val="0"/>
+          <w:sz w:val="21"/>
+        </w:rPr>
+        <w:t xml:space="preserve"> en las dos</w:t>
       </w:r>
     </w:p>
     <w:p>
@@ -9233,31 +10310,52 @@
       </w:pPr>
       <w:r>
         <w:rPr>
+          <w:b w:val="0"/>
+          <w:sz w:val="21"/>
+        </w:rPr>
+        <w:t xml:space="preserve">puntas, </w:t>
+      </w:r>
+      <w:r>
+        <w:rPr>
           <w:rFonts w:ascii="Consolas" w:hAnsi="Consolas"/>
           <w:sz w:val="21"/>
         </w:rPr>
-        <w:t>grep -rn "DEG_T" {Maestro,Esclavo}/{src,include}</w:t>
-      </w:r>
-      <w:r>
-        <w:rPr>
-          <w:b w:val="0"/>
-          <w:sz w:val="21"/>
-        </w:rPr>
-        <w:t xml:space="preserve"> da cero: la puerta, la comparación de </w:t>
+        <w:t>11b57b3</w:t>
+      </w:r>
+      <w:r>
+        <w:rPr>
+          <w:b w:val="0"/>
+          <w:sz w:val="21"/>
+        </w:rPr>
+        <w:t xml:space="preserve"> en la app; </w:t>
       </w:r>
       <w:r>
         <w:rPr>
           <w:rFonts w:ascii="Consolas" w:hAnsi="Consolas"/>
           <w:sz w:val="21"/>
         </w:rPr>
-        <w:t>ahora</w:t>
-      </w:r>
-      <w:r>
-        <w:rPr>
-          <w:b w:val="0"/>
-          <w:sz w:val="21"/>
-        </w:rPr>
-        <w:t xml:space="preserve"> contra el</w:t>
+        <w:t>SET_MODO:DEG_T</w:t>
+      </w:r>
+      <w:r>
+        <w:rPr>
+          <w:b w:val="0"/>
+          <w:sz w:val="21"/>
+        </w:rPr>
+        <w:t xml:space="preserve"> en los dos </w:t>
+      </w:r>
+      <w:r>
+        <w:rPr>
+          <w:rFonts w:ascii="Consolas" w:hAnsi="Consolas"/>
+          <w:sz w:val="21"/>
+        </w:rPr>
+        <w:t>bluetooth.cpp</w:t>
+      </w:r>
+      <w:r>
+        <w:rPr>
+          <w:b w:val="0"/>
+          <w:sz w:val="21"/>
+        </w:rPr>
+        <w:t>) y probado en banco por el funcional</w:t>
       </w:r>
     </w:p>
     <w:p>
@@ -9269,19 +10367,21 @@
           <w:b w:val="0"/>
           <w:sz w:val="21"/>
         </w:rPr>
-        <w:t>reloj propio, el registro de vigencia de 31 días y el flujo de la app (SPEC 4 §3.ter) están sin construir. No</w:t>
-      </w:r>
-    </w:p>
-    <w:p>
-      <w:pPr>
-        <w:spacing w:after="120"/>
-      </w:pPr>
-      <w:r>
-        <w:rPr>
-          <w:b w:val="0"/>
-          <w:sz w:val="21"/>
-        </w:rPr>
-        <w:t>hay pack ni acta de campo que lo cierre.</w:t>
+        <w:t>(</w:t>
+      </w:r>
+      <w:r>
+        <w:rPr>
+          <w:rFonts w:ascii="Consolas" w:hAnsi="Consolas"/>
+          <w:sz w:val="21"/>
+        </w:rPr>
+        <w:t>4a2c73c</w:t>
+      </w:r>
+      <w:r>
+        <w:rPr>
+          <w:b w:val="0"/>
+          <w:sz w:val="21"/>
+        </w:rPr>
+        <w:t>). Sin vencimiento desde el 29/09 (SPEC 2 §7.ter (d)). Sin acta de campo que lo declare.</w:t>
       </w:r>
     </w:p>
     <w:p>
